--- a/Vvit/lab4/BPS2601_Vahonin_lab4.docx
+++ b/Vvit/lab4/BPS2601_Vahonin_lab4.docx
@@ -6,347 +6,479 @@
       <w:pPr>
         <w:jc w:val="center"/>
         <w:rPr>
-          <w:lang w:val="ru-RU"/>
-        </w:rPr>
-      </w:pPr>
-      <w:r>
-        <w:rPr>
-          <w:rFonts w:ascii="Times New Roman" w:hAnsi="Times New Roman"/>
-          <w:sz w:val="20"/>
-          <w:lang w:val="ru-RU"/>
-        </w:rPr>
-        <w:t>МИНИСТЕРСТВО ЦИФРОВОГО РАЗВИТИЯ, СВЯЗИ И МАССОВЫХ КОММУНИКАЦИЙ РОССИЙСКОЙ ФЕДЕРАЦИИ</w:t>
-      </w:r>
-      <w:r>
-        <w:rPr>
-          <w:rFonts w:ascii="Times New Roman" w:hAnsi="Times New Roman"/>
-          <w:sz w:val="20"/>
-          <w:lang w:val="ru-RU"/>
-        </w:rPr>
-        <w:br/>
-        <w:t>Ордена Трудового Красного Знамени федеральное государственное бюджетное образовательное учреждение высшего образования</w:t>
-      </w:r>
-      <w:r>
-        <w:rPr>
-          <w:rFonts w:ascii="Times New Roman" w:hAnsi="Times New Roman"/>
-          <w:sz w:val="20"/>
-          <w:lang w:val="ru-RU"/>
-        </w:rPr>
-        <w:br/>
-        <w:t>«Московский технический университет связи и информатики»</w:t>
+          <w:rFonts w:ascii="Times New Roman" w:hAnsi="Times New Roman" w:cs="Times New Roman"/>
+          <w:sz w:val="28"/>
+          <w:szCs w:val="28"/>
+          <w:lang w:val="ru-RU"/>
+        </w:rPr>
+      </w:pPr>
+      <w:r>
+        <w:rPr>
+          <w:rFonts w:ascii="Times New Roman" w:hAnsi="Times New Roman" w:cs="Times New Roman"/>
+          <w:sz w:val="28"/>
+          <w:szCs w:val="28"/>
+          <w:lang w:val="ru-RU"/>
+        </w:rPr>
+        <w:t>МИНИСТЕРСТВО ЦИФРОВОГО РАЗВИТИЯ, СВЯЗИ И МАССОВЫХ</w:t>
       </w:r>
     </w:p>
     <w:p>
       <w:pPr>
         <w:jc w:val="center"/>
         <w:rPr>
-          <w:lang w:val="ru-RU"/>
-        </w:rPr>
-      </w:pPr>
-      <w:r>
-        <w:rPr>
-          <w:rFonts w:ascii="Times New Roman" w:hAnsi="Times New Roman"/>
-          <w:b/>
-          <w:sz w:val="24"/>
-          <w:lang w:val="ru-RU"/>
-        </w:rPr>
-        <w:br/>
-        <w:t>Кафедра «Информатика»</w:t>
-      </w:r>
-      <w:r>
-        <w:rPr>
-          <w:rFonts w:ascii="Times New Roman" w:hAnsi="Times New Roman"/>
-          <w:b/>
-          <w:sz w:val="24"/>
-          <w:lang w:val="ru-RU"/>
-        </w:rPr>
-        <w:br/>
+          <w:rFonts w:ascii="Times New Roman" w:hAnsi="Times New Roman" w:cs="Times New Roman"/>
+          <w:sz w:val="28"/>
+          <w:szCs w:val="28"/>
+          <w:lang w:val="ru-RU"/>
+        </w:rPr>
+      </w:pPr>
+      <w:r>
+        <w:rPr>
+          <w:rFonts w:ascii="Times New Roman" w:hAnsi="Times New Roman" w:cs="Times New Roman"/>
+          <w:sz w:val="28"/>
+          <w:szCs w:val="28"/>
+          <w:lang w:val="ru-RU"/>
+        </w:rPr>
+        <w:t>КОММУНИКАЦИЙ РОССИЙСКОЙ ФЕДЕРАЦИИ</w:t>
       </w:r>
     </w:p>
     <w:p>
       <w:pPr>
         <w:jc w:val="center"/>
         <w:rPr>
-          <w:lang w:val="ru-RU"/>
-        </w:rPr>
-      </w:pPr>
-      <w:r>
-        <w:rPr>
-          <w:rFonts w:ascii="Times New Roman" w:hAnsi="Times New Roman"/>
-          <w:b/>
-          <w:sz w:val="28"/>
-          <w:lang w:val="ru-RU"/>
-        </w:rPr>
-        <w:br/>
-        <w:t>Лабораторная работа № 4</w:t>
-      </w:r>
-      <w:r>
-        <w:rPr>
-          <w:rFonts w:ascii="Times New Roman" w:hAnsi="Times New Roman"/>
-          <w:b/>
-          <w:sz w:val="28"/>
-          <w:lang w:val="ru-RU"/>
-        </w:rPr>
-        <w:br/>
-        <w:t xml:space="preserve">«Разработка консольных проектов </w:t>
-      </w:r>
-      <w:r>
-        <w:rPr>
-          <w:rFonts w:ascii="Times New Roman" w:hAnsi="Times New Roman"/>
-          <w:b/>
-          <w:sz w:val="28"/>
-        </w:rPr>
-        <w:t>Visual</w:t>
-      </w:r>
-      <w:r>
-        <w:rPr>
-          <w:rFonts w:ascii="Times New Roman" w:hAnsi="Times New Roman"/>
-          <w:b/>
-          <w:sz w:val="28"/>
-          <w:lang w:val="ru-RU"/>
-        </w:rPr>
-        <w:t xml:space="preserve"> </w:t>
-      </w:r>
-      <w:r>
-        <w:rPr>
-          <w:rFonts w:ascii="Times New Roman" w:hAnsi="Times New Roman"/>
-          <w:b/>
-          <w:sz w:val="28"/>
-        </w:rPr>
-        <w:t>Studio</w:t>
-      </w:r>
-      <w:r>
-        <w:rPr>
-          <w:rFonts w:ascii="Times New Roman" w:hAnsi="Times New Roman"/>
-          <w:b/>
-          <w:sz w:val="28"/>
-          <w:lang w:val="ru-RU"/>
-        </w:rPr>
-        <w:t xml:space="preserve"> с использованием функций </w:t>
-      </w:r>
-      <w:r>
-        <w:rPr>
-          <w:rFonts w:ascii="Times New Roman" w:hAnsi="Times New Roman"/>
-          <w:b/>
-          <w:sz w:val="28"/>
-        </w:rPr>
-        <w:t>VC</w:t>
-      </w:r>
-      <w:r>
-        <w:rPr>
-          <w:rFonts w:ascii="Times New Roman" w:hAnsi="Times New Roman"/>
-          <w:b/>
-          <w:sz w:val="28"/>
-          <w:lang w:val="ru-RU"/>
-        </w:rPr>
-        <w:t>++»</w:t>
-      </w:r>
-      <w:r>
-        <w:rPr>
-          <w:rFonts w:ascii="Times New Roman" w:hAnsi="Times New Roman"/>
-          <w:b/>
-          <w:sz w:val="28"/>
-          <w:lang w:val="ru-RU"/>
-        </w:rPr>
-        <w:br/>
+          <w:rFonts w:ascii="Times New Roman" w:hAnsi="Times New Roman" w:cs="Times New Roman"/>
+          <w:sz w:val="28"/>
+          <w:szCs w:val="28"/>
+          <w:lang w:val="ru-RU"/>
+        </w:rPr>
+      </w:pPr>
+      <w:r>
+        <w:rPr>
+          <w:rFonts w:ascii="Times New Roman" w:hAnsi="Times New Roman" w:cs="Times New Roman"/>
+          <w:sz w:val="28"/>
+          <w:szCs w:val="28"/>
+          <w:lang w:val="ru-RU"/>
+        </w:rPr>
+        <w:t>Ордена Трудового Красного Знамени федеральное государственное</w:t>
       </w:r>
     </w:p>
     <w:p>
       <w:pPr>
         <w:jc w:val="center"/>
         <w:rPr>
-          <w:lang w:val="ru-RU"/>
-        </w:rPr>
-      </w:pPr>
-      <w:r>
-        <w:rPr>
-          <w:rFonts w:ascii="Times New Roman" w:hAnsi="Times New Roman"/>
-          <w:sz w:val="24"/>
-          <w:lang w:val="ru-RU"/>
-        </w:rPr>
-        <w:t>по дисциплине</w:t>
-      </w:r>
-      <w:r>
-        <w:rPr>
-          <w:rFonts w:ascii="Times New Roman" w:hAnsi="Times New Roman"/>
-          <w:sz w:val="24"/>
-          <w:lang w:val="ru-RU"/>
-        </w:rPr>
-        <w:br/>
-        <w:t>«Введение в информационные технологии»</w:t>
-      </w:r>
-      <w:r>
-        <w:rPr>
-          <w:rFonts w:ascii="Times New Roman" w:hAnsi="Times New Roman"/>
-          <w:sz w:val="24"/>
-          <w:lang w:val="ru-RU"/>
-        </w:rPr>
-        <w:br/>
-      </w:r>
-      <w:r>
-        <w:rPr>
-          <w:rFonts w:ascii="Times New Roman" w:hAnsi="Times New Roman"/>
-          <w:sz w:val="24"/>
-          <w:lang w:val="ru-RU"/>
-        </w:rPr>
-        <w:br/>
+          <w:rFonts w:ascii="Times New Roman" w:hAnsi="Times New Roman" w:cs="Times New Roman"/>
+          <w:sz w:val="28"/>
+          <w:szCs w:val="28"/>
+          <w:lang w:val="ru-RU"/>
+        </w:rPr>
+      </w:pPr>
+      <w:r>
+        <w:rPr>
+          <w:rFonts w:ascii="Times New Roman" w:hAnsi="Times New Roman" w:cs="Times New Roman"/>
+          <w:sz w:val="28"/>
+          <w:szCs w:val="28"/>
+          <w:lang w:val="ru-RU"/>
+        </w:rPr>
+        <w:t>бюджетное образовательное учреждение высшего образования</w:t>
       </w:r>
     </w:p>
     <w:p>
       <w:pPr>
         <w:jc w:val="center"/>
         <w:rPr>
-          <w:lang w:val="ru-RU"/>
-        </w:rPr>
-      </w:pPr>
+          <w:rFonts w:ascii="Times New Roman" w:hAnsi="Times New Roman" w:cs="Times New Roman"/>
+          <w:b/>
+          <w:bCs/>
+          <w:sz w:val="28"/>
+          <w:szCs w:val="28"/>
+          <w:lang w:val="ru-RU"/>
+        </w:rPr>
+      </w:pPr>
+      <w:r>
+        <w:rPr>
+          <w:rFonts w:ascii="Times New Roman" w:hAnsi="Times New Roman" w:cs="Times New Roman"/>
+          <w:b/>
+          <w:bCs/>
+          <w:sz w:val="28"/>
+          <w:szCs w:val="28"/>
+          <w:lang w:val="ru-RU"/>
+        </w:rPr>
+        <w:t>«Московский технический университет связи и информатики»</w:t>
+      </w:r>
     </w:p>
     <w:p>
       <w:pPr>
         <w:jc w:val="center"/>
         <w:rPr>
-          <w:lang w:val="ru-RU"/>
-        </w:rPr>
-      </w:pPr>
+          <w:rFonts w:ascii="Times New Roman" w:hAnsi="Times New Roman" w:cs="Times New Roman"/>
+          <w:sz w:val="28"/>
+          <w:szCs w:val="28"/>
+          <w:lang w:val="ru-RU"/>
+        </w:rPr>
+      </w:pPr>
+      <w:r>
+        <w:rPr>
+          <w:rFonts w:ascii="Times New Roman" w:hAnsi="Times New Roman" w:cs="Times New Roman"/>
+          <w:sz w:val="28"/>
+          <w:szCs w:val="28"/>
+          <w:lang w:val="ru-RU"/>
+        </w:rPr>
+        <w:t>__________________________________________________________________</w:t>
+      </w:r>
     </w:p>
     <w:p>
       <w:pPr>
         <w:jc w:val="center"/>
         <w:rPr>
-          <w:lang w:val="ru-RU"/>
-        </w:rPr>
-      </w:pPr>
+          <w:rFonts w:ascii="Times New Roman" w:hAnsi="Times New Roman" w:cs="Times New Roman"/>
+          <w:sz w:val="28"/>
+          <w:szCs w:val="28"/>
+          <w:lang w:val="ru-RU"/>
+        </w:rPr>
+      </w:pPr>
+      <w:r>
+        <w:rPr>
+          <w:rFonts w:ascii="Times New Roman" w:hAnsi="Times New Roman" w:cs="Times New Roman"/>
+          <w:sz w:val="28"/>
+          <w:szCs w:val="28"/>
+          <w:lang w:val="ru-RU"/>
+        </w:rPr>
+        <w:t>Кафедра «Информатика»</w:t>
+      </w:r>
     </w:p>
     <w:p>
       <w:pPr>
         <w:jc w:val="center"/>
         <w:rPr>
+          <w:rFonts w:ascii="Times New Roman" w:hAnsi="Times New Roman" w:cs="Times New Roman"/>
+          <w:sz w:val="28"/>
+          <w:szCs w:val="28"/>
           <w:lang w:val="ru-RU"/>
         </w:rPr>
       </w:pPr>
     </w:p>
     <w:p>
       <w:pPr>
-        <w:jc w:val="right"/>
-        <w:rPr>
-          <w:lang w:val="ru-RU"/>
-        </w:rPr>
-      </w:pPr>
-      <w:r>
-        <w:rPr>
-          <w:rFonts w:ascii="Times New Roman" w:hAnsi="Times New Roman"/>
-          <w:sz w:val="24"/>
-          <w:lang w:val="ru-RU"/>
-        </w:rPr>
-        <w:t>Выполнил: студент гр. Б</w:t>
-      </w:r>
-      <w:r>
-        <w:rPr>
-          <w:rFonts w:ascii="Times New Roman" w:hAnsi="Times New Roman"/>
-          <w:sz w:val="24"/>
-          <w:lang w:val="ru-RU"/>
-        </w:rPr>
-        <w:t>ПС</w:t>
-      </w:r>
-      <w:r>
-        <w:rPr>
-          <w:rFonts w:ascii="Times New Roman" w:hAnsi="Times New Roman"/>
-          <w:sz w:val="24"/>
-          <w:lang w:val="ru-RU"/>
-        </w:rPr>
-        <w:t>260</w:t>
-      </w:r>
-      <w:r>
-        <w:rPr>
-          <w:rFonts w:ascii="Times New Roman" w:hAnsi="Times New Roman"/>
-          <w:sz w:val="24"/>
-          <w:lang w:val="ru-RU"/>
-        </w:rPr>
-        <w:t>1 Вахонин Максим Антонович</w:t>
-      </w:r>
-      <w:r>
-        <w:rPr>
-          <w:rFonts w:ascii="Times New Roman" w:hAnsi="Times New Roman"/>
-          <w:sz w:val="24"/>
-          <w:lang w:val="ru-RU"/>
-        </w:rPr>
-        <w:t>.</w:t>
-      </w:r>
-      <w:r>
-        <w:rPr>
-          <w:rFonts w:ascii="Times New Roman" w:hAnsi="Times New Roman"/>
-          <w:sz w:val="24"/>
-          <w:lang w:val="ru-RU"/>
-        </w:rPr>
-        <w:br/>
-        <w:t>Вариант № 5</w:t>
-      </w:r>
-      <w:r>
-        <w:rPr>
-          <w:rFonts w:ascii="Times New Roman" w:hAnsi="Times New Roman"/>
-          <w:sz w:val="24"/>
-          <w:lang w:val="ru-RU"/>
-        </w:rPr>
-        <w:br/>
-      </w:r>
-      <w:r>
-        <w:rPr>
-          <w:rFonts w:ascii="Times New Roman" w:hAnsi="Times New Roman"/>
-          <w:sz w:val="24"/>
-          <w:lang w:val="ru-RU"/>
-        </w:rPr>
-        <w:br/>
-        <w:t xml:space="preserve">Проверил: </w:t>
-      </w:r>
-      <w:r>
-        <w:rPr>
-          <w:rFonts w:ascii="Times New Roman" w:hAnsi="Times New Roman"/>
-          <w:sz w:val="24"/>
-          <w:lang w:val="ru-RU"/>
-        </w:rPr>
-        <w:br/>
-      </w:r>
+        <w:jc w:val="center"/>
+        <w:rPr>
+          <w:rFonts w:ascii="Times New Roman" w:hAnsi="Times New Roman" w:cs="Times New Roman"/>
+          <w:sz w:val="28"/>
+          <w:szCs w:val="28"/>
+          <w:lang w:val="ru-RU"/>
+        </w:rPr>
+      </w:pPr>
     </w:p>
     <w:p>
       <w:pPr>
         <w:jc w:val="center"/>
         <w:rPr>
-          <w:lang w:val="ru-RU"/>
-        </w:rPr>
-      </w:pPr>
-      <w:r>
-        <w:rPr>
-          <w:rFonts w:ascii="Times New Roman" w:hAnsi="Times New Roman"/>
-          <w:sz w:val="24"/>
-          <w:lang w:val="ru-RU"/>
-        </w:rPr>
-        <w:br/>
+          <w:rFonts w:ascii="Times New Roman" w:hAnsi="Times New Roman" w:cs="Times New Roman"/>
+          <w:sz w:val="28"/>
+          <w:szCs w:val="28"/>
+          <w:lang w:val="ru-RU"/>
+        </w:rPr>
+      </w:pPr>
+      <w:r>
+        <w:rPr>
+          <w:rFonts w:ascii="Times New Roman" w:hAnsi="Times New Roman" w:cs="Times New Roman"/>
+          <w:sz w:val="28"/>
+          <w:szCs w:val="28"/>
+          <w:lang w:val="ru-RU"/>
+        </w:rPr>
+        <w:t>Лабораторная работа № 1</w:t>
       </w:r>
     </w:p>
     <w:p>
       <w:pPr>
-        <w:rPr>
-          <w:lang w:val="ru-RU"/>
-        </w:rPr>
-      </w:pPr>
-      <w:r>
-        <w:rPr>
-          <w:lang w:val="ru-RU"/>
-        </w:rPr>
-        <w:br w:type="page"/>
+        <w:jc w:val="center"/>
+        <w:rPr>
+          <w:rFonts w:ascii="Times New Roman" w:hAnsi="Times New Roman" w:cs="Times New Roman"/>
+          <w:b/>
+          <w:bCs/>
+          <w:sz w:val="28"/>
+          <w:szCs w:val="28"/>
+          <w:lang w:val="ru-RU"/>
+        </w:rPr>
+      </w:pPr>
+      <w:r>
+        <w:rPr>
+          <w:rFonts w:ascii="Times New Roman" w:hAnsi="Times New Roman" w:cs="Times New Roman"/>
+          <w:sz w:val="28"/>
+          <w:szCs w:val="28"/>
+          <w:lang w:val="ru-RU"/>
+        </w:rPr>
+        <w:t>«</w:t>
+      </w:r>
+      <w:r>
+        <w:rPr>
+          <w:rFonts w:ascii="Times New Roman" w:hAnsi="Times New Roman" w:cs="Times New Roman"/>
+          <w:b/>
+          <w:bCs/>
+          <w:sz w:val="28"/>
+          <w:szCs w:val="28"/>
+          <w:lang w:val="ru-RU"/>
+        </w:rPr>
+        <w:t xml:space="preserve">Разработка консольных проектов </w:t>
+      </w:r>
+      <w:r>
+        <w:rPr>
+          <w:rFonts w:ascii="Times New Roman" w:hAnsi="Times New Roman" w:cs="Times New Roman"/>
+          <w:b/>
+          <w:bCs/>
+          <w:sz w:val="28"/>
+          <w:szCs w:val="28"/>
+        </w:rPr>
+        <w:t>Visual</w:t>
+      </w:r>
+      <w:r>
+        <w:rPr>
+          <w:rFonts w:ascii="Times New Roman" w:hAnsi="Times New Roman" w:cs="Times New Roman"/>
+          <w:b/>
+          <w:bCs/>
+          <w:sz w:val="28"/>
+          <w:szCs w:val="28"/>
+          <w:lang w:val="ru-RU"/>
+        </w:rPr>
+        <w:t xml:space="preserve"> </w:t>
+      </w:r>
+      <w:r>
+        <w:rPr>
+          <w:rFonts w:ascii="Times New Roman" w:hAnsi="Times New Roman" w:cs="Times New Roman"/>
+          <w:b/>
+          <w:bCs/>
+          <w:sz w:val="28"/>
+          <w:szCs w:val="28"/>
+        </w:rPr>
+        <w:t>Studio</w:t>
+      </w:r>
+      <w:r>
+        <w:rPr>
+          <w:rFonts w:ascii="Times New Roman" w:hAnsi="Times New Roman" w:cs="Times New Roman"/>
+          <w:b/>
+          <w:bCs/>
+          <w:sz w:val="28"/>
+          <w:szCs w:val="28"/>
+          <w:lang w:val="ru-RU"/>
+        </w:rPr>
+        <w:t xml:space="preserve"> с использованием функций </w:t>
+      </w:r>
+      <w:r>
+        <w:rPr>
+          <w:rFonts w:ascii="Times New Roman" w:hAnsi="Times New Roman" w:cs="Times New Roman"/>
+          <w:b/>
+          <w:bCs/>
+          <w:sz w:val="28"/>
+          <w:szCs w:val="28"/>
+        </w:rPr>
+        <w:t>VC</w:t>
+      </w:r>
+      <w:r>
+        <w:rPr>
+          <w:rFonts w:ascii="Times New Roman" w:hAnsi="Times New Roman" w:cs="Times New Roman"/>
+          <w:b/>
+          <w:bCs/>
+          <w:sz w:val="28"/>
+          <w:szCs w:val="28"/>
+          <w:lang w:val="ru-RU"/>
+        </w:rPr>
+        <w:t>++»</w:t>
       </w:r>
     </w:p>
     <w:p>
       <w:pPr>
+        <w:jc w:val="center"/>
+        <w:rPr>
+          <w:rFonts w:ascii="Times New Roman" w:hAnsi="Times New Roman" w:cs="Times New Roman"/>
+          <w:sz w:val="28"/>
+          <w:szCs w:val="28"/>
+          <w:lang w:val="ru-RU"/>
+        </w:rPr>
+      </w:pPr>
+      <w:r>
+        <w:rPr>
+          <w:rFonts w:ascii="Times New Roman" w:hAnsi="Times New Roman" w:cs="Times New Roman"/>
+          <w:sz w:val="28"/>
+          <w:szCs w:val="28"/>
+          <w:lang w:val="ru-RU"/>
+        </w:rPr>
+        <w:t>по дисциплине</w:t>
+      </w:r>
+    </w:p>
+    <w:p>
+      <w:pPr>
+        <w:jc w:val="center"/>
+        <w:rPr>
+          <w:rFonts w:ascii="Times New Roman" w:hAnsi="Times New Roman" w:cs="Times New Roman"/>
+          <w:sz w:val="28"/>
+          <w:szCs w:val="28"/>
+          <w:lang w:val="ru-RU"/>
+        </w:rPr>
+      </w:pPr>
+      <w:r>
+        <w:rPr>
+          <w:rFonts w:ascii="Times New Roman" w:hAnsi="Times New Roman" w:cs="Times New Roman"/>
+          <w:sz w:val="28"/>
+          <w:szCs w:val="28"/>
+          <w:lang w:val="ru-RU"/>
+        </w:rPr>
+        <w:t>«Введение в информационные технологии»</w:t>
+      </w:r>
+    </w:p>
+    <w:p>
+      <w:pPr>
+        <w:jc w:val="right"/>
+        <w:rPr>
+          <w:rFonts w:ascii="Times New Roman" w:hAnsi="Times New Roman" w:cs="Times New Roman"/>
+          <w:sz w:val="28"/>
+          <w:szCs w:val="28"/>
+          <w:lang w:val="ru-RU"/>
+        </w:rPr>
+      </w:pPr>
+    </w:p>
+    <w:p>
+      <w:pPr>
+        <w:jc w:val="right"/>
+        <w:rPr>
+          <w:rFonts w:ascii="Times New Roman" w:hAnsi="Times New Roman" w:cs="Times New Roman"/>
+          <w:sz w:val="28"/>
+          <w:szCs w:val="28"/>
+          <w:lang w:val="ru-RU"/>
+        </w:rPr>
+      </w:pPr>
+    </w:p>
+    <w:p>
+      <w:pPr>
+        <w:jc w:val="right"/>
+        <w:rPr>
+          <w:rFonts w:ascii="Times New Roman" w:hAnsi="Times New Roman" w:cs="Times New Roman"/>
+          <w:sz w:val="28"/>
+          <w:szCs w:val="28"/>
+          <w:lang w:val="ru-RU"/>
+        </w:rPr>
+      </w:pPr>
+      <w:r>
+        <w:rPr>
+          <w:rFonts w:ascii="Times New Roman" w:hAnsi="Times New Roman" w:cs="Times New Roman"/>
+          <w:sz w:val="28"/>
+          <w:szCs w:val="28"/>
+          <w:lang w:val="ru-RU"/>
+        </w:rPr>
+        <w:t xml:space="preserve">Выполнил: студент гр. БИБ2601 </w:t>
+      </w:r>
+    </w:p>
+    <w:p>
+      <w:pPr>
+        <w:jc w:val="right"/>
+        <w:rPr>
+          <w:rFonts w:ascii="Times New Roman" w:hAnsi="Times New Roman" w:cs="Times New Roman"/>
+          <w:sz w:val="28"/>
+          <w:szCs w:val="28"/>
+          <w:lang w:val="ru-RU"/>
+        </w:rPr>
+      </w:pPr>
+      <w:r>
+        <w:rPr>
+          <w:rFonts w:ascii="Times New Roman" w:hAnsi="Times New Roman" w:cs="Times New Roman"/>
+          <w:sz w:val="28"/>
+          <w:szCs w:val="28"/>
+          <w:lang w:val="ru-RU"/>
+        </w:rPr>
+        <w:t xml:space="preserve">Иванов И.И. </w:t>
+      </w:r>
+    </w:p>
+    <w:p>
+      <w:pPr>
+        <w:jc w:val="right"/>
+        <w:rPr>
+          <w:rFonts w:ascii="Times New Roman" w:hAnsi="Times New Roman" w:cs="Times New Roman"/>
+          <w:sz w:val="28"/>
+          <w:szCs w:val="28"/>
+          <w:lang w:val="ru-RU"/>
+        </w:rPr>
+      </w:pPr>
+      <w:r>
+        <w:rPr>
+          <w:rFonts w:ascii="Times New Roman" w:hAnsi="Times New Roman" w:cs="Times New Roman"/>
+          <w:sz w:val="28"/>
+          <w:szCs w:val="28"/>
+          <w:lang w:val="ru-RU"/>
+        </w:rPr>
+        <w:t>Вариант № 15</w:t>
+      </w:r>
+    </w:p>
+    <w:p>
+      <w:pPr>
+        <w:jc w:val="right"/>
+        <w:rPr>
+          <w:rFonts w:ascii="Times New Roman" w:hAnsi="Times New Roman" w:cs="Times New Roman"/>
+          <w:sz w:val="28"/>
+          <w:szCs w:val="28"/>
+          <w:lang w:val="ru-RU"/>
+        </w:rPr>
+      </w:pPr>
+    </w:p>
+    <w:p>
+      <w:pPr>
+        <w:jc w:val="right"/>
+        <w:rPr>
+          <w:rFonts w:ascii="Times New Roman" w:hAnsi="Times New Roman" w:cs="Times New Roman"/>
+          <w:sz w:val="28"/>
+          <w:szCs w:val="28"/>
+          <w:lang w:val="ru-RU"/>
+        </w:rPr>
+      </w:pPr>
+      <w:r>
+        <w:rPr>
+          <w:rFonts w:ascii="Times New Roman" w:hAnsi="Times New Roman" w:cs="Times New Roman"/>
+          <w:sz w:val="28"/>
+          <w:szCs w:val="28"/>
+          <w:lang w:val="ru-RU"/>
+        </w:rPr>
+        <w:t>Проверил:</w:t>
+      </w:r>
+    </w:p>
+    <w:p>
+      <w:pPr>
+        <w:jc w:val="right"/>
+        <w:rPr>
+          <w:rFonts w:ascii="Times New Roman" w:hAnsi="Times New Roman" w:cs="Times New Roman"/>
+          <w:lang w:val="ru-RU"/>
+        </w:rPr>
+      </w:pPr>
+    </w:p>
+    <w:p>
+      <w:pPr>
+        <w:jc w:val="center"/>
+        <w:rPr>
+          <w:rFonts w:ascii="Times New Roman" w:hAnsi="Times New Roman" w:cs="Times New Roman"/>
+          <w:lang w:val="ru-RU"/>
+        </w:rPr>
+      </w:pPr>
+      <w:r>
+        <w:rPr>
+          <w:rFonts w:ascii="Times New Roman" w:hAnsi="Times New Roman" w:cs="Times New Roman"/>
+          <w:sz w:val="24"/>
+          <w:lang w:val="ru-RU"/>
+        </w:rPr>
+        <w:br/>
+      </w:r>
+    </w:p>
+    <w:p>
+      <w:pPr>
         <w:spacing w:before="160" w:after="80"/>
         <w:rPr>
-          <w:lang w:val="ru-RU"/>
-        </w:rPr>
-      </w:pPr>
-      <w:r>
-        <w:rPr>
-          <w:rFonts w:ascii="Times New Roman" w:hAnsi="Times New Roman"/>
+          <w:rFonts w:ascii="Times New Roman" w:hAnsi="Times New Roman" w:cs="Times New Roman"/>
+          <w:sz w:val="28"/>
+          <w:szCs w:val="28"/>
+          <w:lang w:val="ru-RU"/>
+        </w:rPr>
+      </w:pPr>
+      <w:r>
+        <w:rPr>
+          <w:rFonts w:ascii="Times New Roman" w:hAnsi="Times New Roman" w:cs="Times New Roman"/>
           <w:b/>
-          <w:sz w:val="24"/>
+          <w:sz w:val="28"/>
+          <w:szCs w:val="28"/>
           <w:lang w:val="ru-RU"/>
         </w:rPr>
         <w:lastRenderedPageBreak/>
@@ -357,58 +489,68 @@
       <w:pPr>
         <w:spacing w:after="120"/>
         <w:rPr>
-          <w:lang w:val="ru-RU"/>
-        </w:rPr>
-      </w:pPr>
-      <w:r>
-        <w:rPr>
-          <w:rFonts w:ascii="Times New Roman" w:hAnsi="Times New Roman"/>
-          <w:sz w:val="24"/>
+          <w:rFonts w:ascii="Times New Roman" w:hAnsi="Times New Roman" w:cs="Times New Roman"/>
+          <w:sz w:val="28"/>
+          <w:szCs w:val="28"/>
+          <w:lang w:val="ru-RU"/>
+        </w:rPr>
+      </w:pPr>
+      <w:r>
+        <w:rPr>
+          <w:rFonts w:ascii="Times New Roman" w:hAnsi="Times New Roman" w:cs="Times New Roman"/>
+          <w:sz w:val="28"/>
+          <w:szCs w:val="28"/>
           <w:lang w:val="ru-RU"/>
         </w:rPr>
         <w:t xml:space="preserve">Изучить структуру программного кода консольных проектов </w:t>
       </w:r>
       <w:r>
         <w:rPr>
-          <w:rFonts w:ascii="Times New Roman" w:hAnsi="Times New Roman"/>
-          <w:sz w:val="24"/>
+          <w:rFonts w:ascii="Times New Roman" w:hAnsi="Times New Roman" w:cs="Times New Roman"/>
+          <w:sz w:val="28"/>
+          <w:szCs w:val="28"/>
         </w:rPr>
         <w:t>Visual</w:t>
       </w:r>
       <w:r>
         <w:rPr>
-          <w:rFonts w:ascii="Times New Roman" w:hAnsi="Times New Roman"/>
-          <w:sz w:val="24"/>
+          <w:rFonts w:ascii="Times New Roman" w:hAnsi="Times New Roman" w:cs="Times New Roman"/>
+          <w:sz w:val="28"/>
+          <w:szCs w:val="28"/>
           <w:lang w:val="ru-RU"/>
         </w:rPr>
         <w:t xml:space="preserve"> </w:t>
       </w:r>
       <w:r>
         <w:rPr>
-          <w:rFonts w:ascii="Times New Roman" w:hAnsi="Times New Roman"/>
-          <w:sz w:val="24"/>
+          <w:rFonts w:ascii="Times New Roman" w:hAnsi="Times New Roman" w:cs="Times New Roman"/>
+          <w:sz w:val="28"/>
+          <w:szCs w:val="28"/>
         </w:rPr>
         <w:t>Studio</w:t>
       </w:r>
       <w:r>
         <w:rPr>
-          <w:rFonts w:ascii="Times New Roman" w:hAnsi="Times New Roman"/>
-          <w:sz w:val="24"/>
+          <w:rFonts w:ascii="Times New Roman" w:hAnsi="Times New Roman" w:cs="Times New Roman"/>
+          <w:sz w:val="28"/>
+          <w:szCs w:val="28"/>
           <w:lang w:val="ru-RU"/>
         </w:rPr>
         <w:t xml:space="preserve">, правила определения, объявления и вызова функций </w:t>
       </w:r>
       <w:r>
         <w:rPr>
-          <w:rFonts w:ascii="Times New Roman" w:hAnsi="Times New Roman"/>
-          <w:sz w:val="24"/>
+          <w:rFonts w:ascii="Times New Roman" w:hAnsi="Times New Roman" w:cs="Times New Roman"/>
+          <w:sz w:val="28"/>
+          <w:szCs w:val="28"/>
         </w:rPr>
         <w:t>VC</w:t>
       </w:r>
       <w:r>
         <w:rPr>
-          <w:rFonts w:ascii="Times New Roman" w:hAnsi="Times New Roman"/>
-          <w:sz w:val="24"/>
+          <w:rFonts w:ascii="Times New Roman" w:hAnsi="Times New Roman" w:cs="Times New Roman"/>
+          <w:sz w:val="28"/>
+          <w:szCs w:val="28"/>
           <w:lang w:val="ru-RU"/>
         </w:rPr>
         <w:t>++, а также реализовать вычисление заданного арифметического выражения пятью различными способами обмена данными и размещения функций в рамках единого решения.</w:t>
@@ -418,14 +560,18 @@
       <w:pPr>
         <w:spacing w:before="160" w:after="80"/>
         <w:rPr>
-          <w:lang w:val="ru-RU"/>
-        </w:rPr>
-      </w:pPr>
-      <w:r>
-        <w:rPr>
-          <w:rFonts w:ascii="Times New Roman" w:hAnsi="Times New Roman"/>
+          <w:rFonts w:ascii="Times New Roman" w:hAnsi="Times New Roman" w:cs="Times New Roman"/>
+          <w:sz w:val="28"/>
+          <w:szCs w:val="28"/>
+          <w:lang w:val="ru-RU"/>
+        </w:rPr>
+      </w:pPr>
+      <w:r>
+        <w:rPr>
+          <w:rFonts w:ascii="Times New Roman" w:hAnsi="Times New Roman" w:cs="Times New Roman"/>
           <w:b/>
-          <w:sz w:val="24"/>
+          <w:sz w:val="28"/>
+          <w:szCs w:val="28"/>
           <w:lang w:val="ru-RU"/>
         </w:rPr>
         <w:t>1) Общее задание на разработку программного проекта</w:t>
@@ -435,58 +581,68 @@
       <w:pPr>
         <w:spacing w:after="120"/>
         <w:rPr>
-          <w:lang w:val="ru-RU"/>
-        </w:rPr>
-      </w:pPr>
-      <w:r>
-        <w:rPr>
-          <w:rFonts w:ascii="Times New Roman" w:hAnsi="Times New Roman"/>
-          <w:sz w:val="24"/>
+          <w:rFonts w:ascii="Times New Roman" w:hAnsi="Times New Roman" w:cs="Times New Roman"/>
+          <w:sz w:val="28"/>
+          <w:szCs w:val="28"/>
+          <w:lang w:val="ru-RU"/>
+        </w:rPr>
+      </w:pPr>
+      <w:r>
+        <w:rPr>
+          <w:rFonts w:ascii="Times New Roman" w:hAnsi="Times New Roman" w:cs="Times New Roman"/>
+          <w:sz w:val="28"/>
+          <w:szCs w:val="28"/>
           <w:lang w:val="ru-RU"/>
         </w:rPr>
         <w:t xml:space="preserve">1. Изучите структуру программного кода консольных проектов </w:t>
       </w:r>
       <w:r>
         <w:rPr>
-          <w:rFonts w:ascii="Times New Roman" w:hAnsi="Times New Roman"/>
-          <w:sz w:val="24"/>
+          <w:rFonts w:ascii="Times New Roman" w:hAnsi="Times New Roman" w:cs="Times New Roman"/>
+          <w:sz w:val="28"/>
+          <w:szCs w:val="28"/>
         </w:rPr>
         <w:t>Visual</w:t>
       </w:r>
       <w:r>
         <w:rPr>
-          <w:rFonts w:ascii="Times New Roman" w:hAnsi="Times New Roman"/>
-          <w:sz w:val="24"/>
+          <w:rFonts w:ascii="Times New Roman" w:hAnsi="Times New Roman" w:cs="Times New Roman"/>
+          <w:sz w:val="28"/>
+          <w:szCs w:val="28"/>
           <w:lang w:val="ru-RU"/>
         </w:rPr>
         <w:t xml:space="preserve"> </w:t>
       </w:r>
       <w:r>
         <w:rPr>
-          <w:rFonts w:ascii="Times New Roman" w:hAnsi="Times New Roman"/>
-          <w:sz w:val="24"/>
+          <w:rFonts w:ascii="Times New Roman" w:hAnsi="Times New Roman" w:cs="Times New Roman"/>
+          <w:sz w:val="28"/>
+          <w:szCs w:val="28"/>
         </w:rPr>
         <w:t>Studio</w:t>
       </w:r>
       <w:r>
         <w:rPr>
-          <w:rFonts w:ascii="Times New Roman" w:hAnsi="Times New Roman"/>
-          <w:sz w:val="24"/>
+          <w:rFonts w:ascii="Times New Roman" w:hAnsi="Times New Roman" w:cs="Times New Roman"/>
+          <w:sz w:val="28"/>
+          <w:szCs w:val="28"/>
           <w:lang w:val="ru-RU"/>
         </w:rPr>
         <w:t xml:space="preserve"> и правила определения, объявления и вызова функций </w:t>
       </w:r>
       <w:r>
         <w:rPr>
-          <w:rFonts w:ascii="Times New Roman" w:hAnsi="Times New Roman"/>
-          <w:sz w:val="24"/>
+          <w:rFonts w:ascii="Times New Roman" w:hAnsi="Times New Roman" w:cs="Times New Roman"/>
+          <w:sz w:val="28"/>
+          <w:szCs w:val="28"/>
         </w:rPr>
         <w:t>VC</w:t>
       </w:r>
       <w:r>
         <w:rPr>
-          <w:rFonts w:ascii="Times New Roman" w:hAnsi="Times New Roman"/>
-          <w:sz w:val="24"/>
+          <w:rFonts w:ascii="Times New Roman" w:hAnsi="Times New Roman" w:cs="Times New Roman"/>
+          <w:sz w:val="28"/>
+          <w:szCs w:val="28"/>
           <w:lang w:val="ru-RU"/>
         </w:rPr>
         <w:t>++.</w:t>
@@ -496,13 +652,17 @@
       <w:pPr>
         <w:spacing w:after="120"/>
         <w:rPr>
-          <w:lang w:val="ru-RU"/>
-        </w:rPr>
-      </w:pPr>
-      <w:r>
-        <w:rPr>
-          <w:rFonts w:ascii="Times New Roman" w:hAnsi="Times New Roman"/>
-          <w:sz w:val="24"/>
+          <w:rFonts w:ascii="Times New Roman" w:hAnsi="Times New Roman" w:cs="Times New Roman"/>
+          <w:sz w:val="28"/>
+          <w:szCs w:val="28"/>
+          <w:lang w:val="ru-RU"/>
+        </w:rPr>
+      </w:pPr>
+      <w:r>
+        <w:rPr>
+          <w:rFonts w:ascii="Times New Roman" w:hAnsi="Times New Roman" w:cs="Times New Roman"/>
+          <w:sz w:val="28"/>
+          <w:szCs w:val="28"/>
           <w:lang w:val="ru-RU"/>
         </w:rPr>
         <w:t>2. Выберите индивидуальный вариант задания из таблицы индивидуальных заданий.</w:t>
@@ -512,43 +672,51 @@
       <w:pPr>
         <w:spacing w:after="120"/>
         <w:rPr>
-          <w:lang w:val="ru-RU"/>
-        </w:rPr>
-      </w:pPr>
-      <w:r>
-        <w:rPr>
-          <w:rFonts w:ascii="Times New Roman" w:hAnsi="Times New Roman"/>
-          <w:sz w:val="24"/>
+          <w:rFonts w:ascii="Times New Roman" w:hAnsi="Times New Roman" w:cs="Times New Roman"/>
+          <w:sz w:val="28"/>
+          <w:szCs w:val="28"/>
+          <w:lang w:val="ru-RU"/>
+        </w:rPr>
+      </w:pPr>
+      <w:r>
+        <w:rPr>
+          <w:rFonts w:ascii="Times New Roman" w:hAnsi="Times New Roman" w:cs="Times New Roman"/>
+          <w:sz w:val="28"/>
+          <w:szCs w:val="28"/>
           <w:lang w:val="ru-RU"/>
         </w:rPr>
         <w:t xml:space="preserve">3. Решите задачу вычисления заданного арифметического выражения с использованием функций </w:t>
       </w:r>
       <w:r>
         <w:rPr>
-          <w:rFonts w:ascii="Times New Roman" w:hAnsi="Times New Roman"/>
-          <w:sz w:val="24"/>
+          <w:rFonts w:ascii="Times New Roman" w:hAnsi="Times New Roman" w:cs="Times New Roman"/>
+          <w:sz w:val="28"/>
+          <w:szCs w:val="28"/>
         </w:rPr>
         <w:t>VC</w:t>
       </w:r>
       <w:r>
         <w:rPr>
-          <w:rFonts w:ascii="Times New Roman" w:hAnsi="Times New Roman"/>
-          <w:sz w:val="24"/>
+          <w:rFonts w:ascii="Times New Roman" w:hAnsi="Times New Roman" w:cs="Times New Roman"/>
+          <w:sz w:val="28"/>
+          <w:szCs w:val="28"/>
           <w:lang w:val="ru-RU"/>
         </w:rPr>
         <w:t xml:space="preserve">++. Для этого разработайте три варианта схем алгоритмов и соответствующих процедур, реализующих решения задачи: схемы алгоритмов для вычисления заданного арифметического выражения: схема алгоритма процедуры с входными параметрами и возвращаемым значением; схема алгоритма процедуры с входными и выходными параметрами и без возвращаемого значения; схема алгоритма без параметров и без возвращаемого значения; программные коды трех функций и функции </w:t>
       </w:r>
       <w:r>
         <w:rPr>
-          <w:rFonts w:ascii="Times New Roman" w:hAnsi="Times New Roman"/>
-          <w:sz w:val="24"/>
+          <w:rFonts w:ascii="Times New Roman" w:hAnsi="Times New Roman" w:cs="Times New Roman"/>
+          <w:sz w:val="28"/>
+          <w:szCs w:val="28"/>
         </w:rPr>
         <w:t>main</w:t>
       </w:r>
       <w:r>
         <w:rPr>
-          <w:rFonts w:ascii="Times New Roman" w:hAnsi="Times New Roman"/>
-          <w:sz w:val="24"/>
+          <w:rFonts w:ascii="Times New Roman" w:hAnsi="Times New Roman" w:cs="Times New Roman"/>
+          <w:sz w:val="28"/>
+          <w:szCs w:val="28"/>
           <w:lang w:val="ru-RU"/>
         </w:rPr>
         <w:t xml:space="preserve"> в соответствии со схемами алгоритмов.</w:t>
@@ -558,73 +726,85 @@
       <w:pPr>
         <w:spacing w:after="120"/>
         <w:rPr>
-          <w:lang w:val="ru-RU"/>
-        </w:rPr>
-      </w:pPr>
-      <w:r>
-        <w:rPr>
-          <w:rFonts w:ascii="Times New Roman" w:hAnsi="Times New Roman"/>
-          <w:sz w:val="24"/>
+          <w:rFonts w:ascii="Times New Roman" w:hAnsi="Times New Roman" w:cs="Times New Roman"/>
+          <w:sz w:val="28"/>
+          <w:szCs w:val="28"/>
+          <w:lang w:val="ru-RU"/>
+        </w:rPr>
+      </w:pPr>
+      <w:r>
+        <w:rPr>
+          <w:rFonts w:ascii="Times New Roman" w:hAnsi="Times New Roman" w:cs="Times New Roman"/>
+          <w:sz w:val="28"/>
+          <w:szCs w:val="28"/>
           <w:lang w:val="ru-RU"/>
         </w:rPr>
         <w:t xml:space="preserve">4. Создайте консольное решение, содержащее пять проектов, каждый из которых содержит одну из разработанных функций и главную функцию </w:t>
       </w:r>
       <w:r>
         <w:rPr>
-          <w:rFonts w:ascii="Times New Roman" w:hAnsi="Times New Roman"/>
-          <w:sz w:val="24"/>
+          <w:rFonts w:ascii="Times New Roman" w:hAnsi="Times New Roman" w:cs="Times New Roman"/>
+          <w:sz w:val="28"/>
+          <w:szCs w:val="28"/>
         </w:rPr>
         <w:t>main</w:t>
       </w:r>
       <w:r>
         <w:rPr>
-          <w:rFonts w:ascii="Times New Roman" w:hAnsi="Times New Roman"/>
-          <w:sz w:val="24"/>
+          <w:rFonts w:ascii="Times New Roman" w:hAnsi="Times New Roman" w:cs="Times New Roman"/>
+          <w:sz w:val="28"/>
+          <w:szCs w:val="28"/>
           <w:lang w:val="ru-RU"/>
         </w:rPr>
         <w:t xml:space="preserve">, в которой осуществляется ввод исходных данных, вызов соответствующей функции и вывод результата: функция с параметрами и возвращаемым значением (определение перед </w:t>
       </w:r>
       <w:r>
         <w:rPr>
-          <w:rFonts w:ascii="Times New Roman" w:hAnsi="Times New Roman"/>
-          <w:sz w:val="24"/>
+          <w:rFonts w:ascii="Times New Roman" w:hAnsi="Times New Roman" w:cs="Times New Roman"/>
+          <w:sz w:val="28"/>
+          <w:szCs w:val="28"/>
         </w:rPr>
         <w:t>main</w:t>
       </w:r>
       <w:r>
         <w:rPr>
-          <w:rFonts w:ascii="Times New Roman" w:hAnsi="Times New Roman"/>
-          <w:sz w:val="24"/>
+          <w:rFonts w:ascii="Times New Roman" w:hAnsi="Times New Roman" w:cs="Times New Roman"/>
+          <w:sz w:val="28"/>
+          <w:szCs w:val="28"/>
           <w:lang w:val="ru-RU"/>
         </w:rPr>
         <w:t xml:space="preserve">); функция с параметрами и возвращаемым значением (определение после </w:t>
       </w:r>
       <w:r>
         <w:rPr>
-          <w:rFonts w:ascii="Times New Roman" w:hAnsi="Times New Roman"/>
-          <w:sz w:val="24"/>
+          <w:rFonts w:ascii="Times New Roman" w:hAnsi="Times New Roman" w:cs="Times New Roman"/>
+          <w:sz w:val="28"/>
+          <w:szCs w:val="28"/>
         </w:rPr>
         <w:t>main</w:t>
       </w:r>
       <w:r>
         <w:rPr>
-          <w:rFonts w:ascii="Times New Roman" w:hAnsi="Times New Roman"/>
-          <w:sz w:val="24"/>
+          <w:rFonts w:ascii="Times New Roman" w:hAnsi="Times New Roman" w:cs="Times New Roman"/>
+          <w:sz w:val="28"/>
+          <w:szCs w:val="28"/>
           <w:lang w:val="ru-RU"/>
         </w:rPr>
         <w:t xml:space="preserve">); функция с параметрами и без возвращаемого значения (по ссылке); функция без параметров и без возвращаемого значения (с глобальными переменными); функция с параметрами и возвращаемым значением, причем определения функции и </w:t>
       </w:r>
       <w:r>
         <w:rPr>
-          <w:rFonts w:ascii="Times New Roman" w:hAnsi="Times New Roman"/>
-          <w:sz w:val="24"/>
+          <w:rFonts w:ascii="Times New Roman" w:hAnsi="Times New Roman" w:cs="Times New Roman"/>
+          <w:sz w:val="28"/>
+          <w:szCs w:val="28"/>
         </w:rPr>
         <w:t>main</w:t>
       </w:r>
       <w:r>
         <w:rPr>
-          <w:rFonts w:ascii="Times New Roman" w:hAnsi="Times New Roman"/>
-          <w:sz w:val="24"/>
+          <w:rFonts w:ascii="Times New Roman" w:hAnsi="Times New Roman" w:cs="Times New Roman"/>
+          <w:sz w:val="28"/>
+          <w:szCs w:val="28"/>
           <w:lang w:val="ru-RU"/>
         </w:rPr>
         <w:t xml:space="preserve"> должны находиться в разных файлах.</w:t>
@@ -634,15 +814,20 @@
       <w:pPr>
         <w:spacing w:after="120"/>
         <w:rPr>
-          <w:lang w:val="ru-RU"/>
-        </w:rPr>
-      </w:pPr>
-      <w:r>
-        <w:rPr>
-          <w:rFonts w:ascii="Times New Roman" w:hAnsi="Times New Roman"/>
-          <w:sz w:val="24"/>
-          <w:lang w:val="ru-RU"/>
-        </w:rPr>
+          <w:rFonts w:ascii="Times New Roman" w:hAnsi="Times New Roman" w:cs="Times New Roman"/>
+          <w:sz w:val="28"/>
+          <w:szCs w:val="28"/>
+          <w:lang w:val="ru-RU"/>
+        </w:rPr>
+      </w:pPr>
+      <w:r>
+        <w:rPr>
+          <w:rFonts w:ascii="Times New Roman" w:hAnsi="Times New Roman" w:cs="Times New Roman"/>
+          <w:sz w:val="28"/>
+          <w:szCs w:val="28"/>
+          <w:lang w:val="ru-RU"/>
+        </w:rPr>
+        <w:lastRenderedPageBreak/>
         <w:t>5. Выполните созданные проекты и получите результаты. Убедитесь в идентичности и правильности результатов, полученных при выполнении каждого из пяти проектов.</w:t>
       </w:r>
     </w:p>
@@ -650,13 +835,17 @@
       <w:pPr>
         <w:spacing w:after="120"/>
         <w:rPr>
-          <w:lang w:val="ru-RU"/>
-        </w:rPr>
-      </w:pPr>
-      <w:r>
-        <w:rPr>
-          <w:rFonts w:ascii="Times New Roman" w:hAnsi="Times New Roman"/>
-          <w:sz w:val="24"/>
+          <w:rFonts w:ascii="Times New Roman" w:hAnsi="Times New Roman" w:cs="Times New Roman"/>
+          <w:sz w:val="28"/>
+          <w:szCs w:val="28"/>
+          <w:lang w:val="ru-RU"/>
+        </w:rPr>
+      </w:pPr>
+      <w:r>
+        <w:rPr>
+          <w:rFonts w:ascii="Times New Roman" w:hAnsi="Times New Roman" w:cs="Times New Roman"/>
+          <w:sz w:val="28"/>
+          <w:szCs w:val="28"/>
           <w:lang w:val="ru-RU"/>
         </w:rPr>
         <w:t>6. Проведите эксперименты, описанные в примере выполнения задания.</w:t>
@@ -666,14 +855,18 @@
       <w:pPr>
         <w:spacing w:before="160" w:after="80"/>
         <w:rPr>
-          <w:lang w:val="ru-RU"/>
-        </w:rPr>
-      </w:pPr>
-      <w:r>
-        <w:rPr>
-          <w:rFonts w:ascii="Times New Roman" w:hAnsi="Times New Roman"/>
+          <w:rFonts w:ascii="Times New Roman" w:hAnsi="Times New Roman" w:cs="Times New Roman"/>
+          <w:sz w:val="28"/>
+          <w:szCs w:val="28"/>
+          <w:lang w:val="ru-RU"/>
+        </w:rPr>
+      </w:pPr>
+      <w:r>
+        <w:rPr>
+          <w:rFonts w:ascii="Times New Roman" w:hAnsi="Times New Roman" w:cs="Times New Roman"/>
           <w:b/>
-          <w:sz w:val="24"/>
+          <w:sz w:val="28"/>
+          <w:szCs w:val="28"/>
           <w:lang w:val="ru-RU"/>
         </w:rPr>
         <w:t>2) Индивидуальное задание на разработку программного проекта</w:t>
@@ -683,13 +876,17 @@
       <w:pPr>
         <w:spacing w:after="120"/>
         <w:rPr>
-          <w:lang w:val="ru-RU"/>
-        </w:rPr>
-      </w:pPr>
-      <w:r>
-        <w:rPr>
-          <w:rFonts w:ascii="Times New Roman" w:hAnsi="Times New Roman"/>
-          <w:sz w:val="24"/>
+          <w:rFonts w:ascii="Times New Roman" w:hAnsi="Times New Roman" w:cs="Times New Roman"/>
+          <w:sz w:val="28"/>
+          <w:szCs w:val="28"/>
+          <w:lang w:val="ru-RU"/>
+        </w:rPr>
+      </w:pPr>
+      <w:r>
+        <w:rPr>
+          <w:rFonts w:ascii="Times New Roman" w:hAnsi="Times New Roman" w:cs="Times New Roman"/>
+          <w:sz w:val="28"/>
+          <w:szCs w:val="28"/>
           <w:lang w:val="ru-RU"/>
         </w:rPr>
         <w:t>Вариант № 5.</w:t>
@@ -699,88 +896,113 @@
       <w:pPr>
         <w:spacing w:after="120"/>
         <w:rPr>
-          <w:lang w:val="ru-RU"/>
-        </w:rPr>
-      </w:pPr>
-      <w:r>
-        <w:rPr>
-          <w:rFonts w:ascii="Times New Roman" w:hAnsi="Times New Roman"/>
-          <w:sz w:val="24"/>
+          <w:rFonts w:ascii="Times New Roman" w:hAnsi="Times New Roman" w:cs="Times New Roman"/>
+          <w:sz w:val="28"/>
+          <w:szCs w:val="28"/>
+          <w:lang w:val="ru-RU"/>
+        </w:rPr>
+      </w:pPr>
+      <w:r>
+        <w:rPr>
+          <w:rFonts w:ascii="Times New Roman" w:hAnsi="Times New Roman" w:cs="Times New Roman"/>
+          <w:sz w:val="28"/>
+          <w:szCs w:val="28"/>
           <w:lang w:val="ru-RU"/>
         </w:rPr>
         <w:t xml:space="preserve">Формула для вычислений: </w:t>
       </w:r>
       <w:r>
         <w:rPr>
-          <w:rFonts w:ascii="Times New Roman" w:hAnsi="Times New Roman"/>
-          <w:sz w:val="24"/>
+          <w:rFonts w:ascii="Times New Roman" w:hAnsi="Times New Roman" w:cs="Times New Roman"/>
+          <w:sz w:val="28"/>
+          <w:szCs w:val="28"/>
         </w:rPr>
         <w:t>b</w:t>
       </w:r>
       <w:r>
         <w:rPr>
-          <w:rFonts w:ascii="Times New Roman" w:hAnsi="Times New Roman"/>
-          <w:sz w:val="24"/>
+          <w:rFonts w:ascii="Times New Roman" w:hAnsi="Times New Roman" w:cs="Times New Roman"/>
+          <w:sz w:val="28"/>
+          <w:szCs w:val="28"/>
           <w:lang w:val="ru-RU"/>
         </w:rPr>
         <w:t xml:space="preserve"> = ((</w:t>
       </w:r>
       <w:r>
         <w:rPr>
-          <w:rFonts w:ascii="Times New Roman" w:hAnsi="Times New Roman"/>
-          <w:sz w:val="24"/>
+          <w:rFonts w:ascii="Times New Roman" w:hAnsi="Times New Roman" w:cs="Times New Roman"/>
+          <w:sz w:val="28"/>
+          <w:szCs w:val="28"/>
         </w:rPr>
         <w:t>x</w:t>
       </w:r>
       <w:r>
         <w:rPr>
-          <w:rFonts w:ascii="Times New Roman" w:hAnsi="Times New Roman"/>
-          <w:sz w:val="24"/>
+          <w:rFonts w:ascii="Times New Roman" w:hAnsi="Times New Roman" w:cs="Times New Roman"/>
+          <w:sz w:val="28"/>
+          <w:szCs w:val="28"/>
           <w:lang w:val="ru-RU"/>
         </w:rPr>
         <w:t xml:space="preserve"> + </w:t>
       </w:r>
       <w:r>
         <w:rPr>
-          <w:rFonts w:ascii="Times New Roman" w:hAnsi="Times New Roman"/>
-          <w:sz w:val="24"/>
+          <w:rFonts w:ascii="Times New Roman" w:hAnsi="Times New Roman" w:cs="Times New Roman"/>
+          <w:sz w:val="28"/>
+          <w:szCs w:val="28"/>
         </w:rPr>
         <w:t>y</w:t>
       </w:r>
       <w:r>
         <w:rPr>
-          <w:rFonts w:ascii="Times New Roman" w:hAnsi="Times New Roman"/>
-          <w:sz w:val="24"/>
+          <w:rFonts w:ascii="Times New Roman" w:hAnsi="Times New Roman" w:cs="Times New Roman"/>
+          <w:sz w:val="28"/>
+          <w:szCs w:val="28"/>
           <w:lang w:val="ru-RU"/>
         </w:rPr>
         <w:t xml:space="preserve">) / (0.2 * </w:t>
       </w:r>
       <w:r>
         <w:rPr>
-          <w:rFonts w:ascii="Times New Roman" w:hAnsi="Times New Roman"/>
-          <w:sz w:val="24"/>
+          <w:rFonts w:ascii="Times New Roman" w:hAnsi="Times New Roman" w:cs="Times New Roman"/>
+          <w:sz w:val="28"/>
+          <w:szCs w:val="28"/>
         </w:rPr>
         <w:t>x</w:t>
       </w:r>
-      <w:r>
-        <w:rPr>
-          <w:rFonts w:ascii="Times New Roman" w:hAnsi="Times New Roman"/>
-          <w:sz w:val="24"/>
-          <w:lang w:val="ru-RU"/>
-        </w:rPr>
-        <w:t xml:space="preserve">))^(1/3) * </w:t>
-      </w:r>
-      <w:r>
-        <w:rPr>
-          <w:rFonts w:ascii="Times New Roman" w:hAnsi="Times New Roman"/>
-          <w:sz w:val="24"/>
+      <w:proofErr w:type="gramStart"/>
+      <w:r>
+        <w:rPr>
+          <w:rFonts w:ascii="Times New Roman" w:hAnsi="Times New Roman" w:cs="Times New Roman"/>
+          <w:sz w:val="28"/>
+          <w:szCs w:val="28"/>
+          <w:lang w:val="ru-RU"/>
+        </w:rPr>
+        <w:t>))^</w:t>
+      </w:r>
+      <w:proofErr w:type="gramEnd"/>
+      <w:r>
+        <w:rPr>
+          <w:rFonts w:ascii="Times New Roman" w:hAnsi="Times New Roman" w:cs="Times New Roman"/>
+          <w:sz w:val="28"/>
+          <w:szCs w:val="28"/>
+          <w:lang w:val="ru-RU"/>
+        </w:rPr>
+        <w:t xml:space="preserve">(1/3) * </w:t>
+      </w:r>
+      <w:r>
+        <w:rPr>
+          <w:rFonts w:ascii="Times New Roman" w:hAnsi="Times New Roman" w:cs="Times New Roman"/>
+          <w:sz w:val="28"/>
+          <w:szCs w:val="28"/>
         </w:rPr>
         <w:t>sin</w:t>
       </w:r>
       <w:r>
         <w:rPr>
-          <w:rFonts w:ascii="Times New Roman" w:hAnsi="Times New Roman"/>
-          <w:sz w:val="24"/>
+          <w:rFonts w:ascii="Times New Roman" w:hAnsi="Times New Roman" w:cs="Times New Roman"/>
+          <w:sz w:val="28"/>
+          <w:szCs w:val="28"/>
           <w:lang w:val="ru-RU"/>
         </w:rPr>
         <w:t>(</w:t>
@@ -788,31 +1010,35 @@
       <w:proofErr w:type="spellStart"/>
       <w:r>
         <w:rPr>
-          <w:rFonts w:ascii="Times New Roman" w:hAnsi="Times New Roman"/>
-          <w:sz w:val="24"/>
+          <w:rFonts w:ascii="Times New Roman" w:hAnsi="Times New Roman" w:cs="Times New Roman"/>
+          <w:sz w:val="28"/>
+          <w:szCs w:val="28"/>
         </w:rPr>
         <w:t>tg</w:t>
       </w:r>
       <w:proofErr w:type="spellEnd"/>
       <w:r>
         <w:rPr>
-          <w:rFonts w:ascii="Times New Roman" w:hAnsi="Times New Roman"/>
-          <w:sz w:val="24"/>
+          <w:rFonts w:ascii="Times New Roman" w:hAnsi="Times New Roman" w:cs="Times New Roman"/>
+          <w:sz w:val="28"/>
+          <w:szCs w:val="28"/>
           <w:lang w:val="ru-RU"/>
         </w:rPr>
         <w:t>^2(</w:t>
       </w:r>
       <w:r>
         <w:rPr>
-          <w:rFonts w:ascii="Times New Roman" w:hAnsi="Times New Roman"/>
-          <w:sz w:val="24"/>
+          <w:rFonts w:ascii="Times New Roman" w:hAnsi="Times New Roman" w:cs="Times New Roman"/>
+          <w:sz w:val="28"/>
+          <w:szCs w:val="28"/>
         </w:rPr>
         <w:t>x</w:t>
       </w:r>
       <w:r>
         <w:rPr>
-          <w:rFonts w:ascii="Times New Roman" w:hAnsi="Times New Roman"/>
-          <w:sz w:val="24"/>
+          <w:rFonts w:ascii="Times New Roman" w:hAnsi="Times New Roman" w:cs="Times New Roman"/>
+          <w:sz w:val="28"/>
+          <w:szCs w:val="28"/>
           <w:lang w:val="ru-RU"/>
         </w:rPr>
         <w:t>))</w:t>
@@ -822,43 +1048,51 @@
       <w:pPr>
         <w:spacing w:after="120"/>
         <w:rPr>
-          <w:lang w:val="ru-RU"/>
-        </w:rPr>
-      </w:pPr>
-      <w:r>
-        <w:rPr>
-          <w:rFonts w:ascii="Times New Roman" w:hAnsi="Times New Roman"/>
-          <w:sz w:val="24"/>
+          <w:rFonts w:ascii="Times New Roman" w:hAnsi="Times New Roman" w:cs="Times New Roman"/>
+          <w:sz w:val="28"/>
+          <w:szCs w:val="28"/>
+          <w:lang w:val="ru-RU"/>
+        </w:rPr>
+      </w:pPr>
+      <w:r>
+        <w:rPr>
+          <w:rFonts w:ascii="Times New Roman" w:hAnsi="Times New Roman" w:cs="Times New Roman"/>
+          <w:sz w:val="28"/>
+          <w:szCs w:val="28"/>
           <w:lang w:val="ru-RU"/>
         </w:rPr>
         <w:t xml:space="preserve">Исходные данные: </w:t>
       </w:r>
       <w:r>
         <w:rPr>
-          <w:rFonts w:ascii="Times New Roman" w:hAnsi="Times New Roman"/>
-          <w:sz w:val="24"/>
+          <w:rFonts w:ascii="Times New Roman" w:hAnsi="Times New Roman" w:cs="Times New Roman"/>
+          <w:sz w:val="28"/>
+          <w:szCs w:val="28"/>
         </w:rPr>
         <w:t>x</w:t>
       </w:r>
       <w:r>
         <w:rPr>
-          <w:rFonts w:ascii="Times New Roman" w:hAnsi="Times New Roman"/>
-          <w:sz w:val="24"/>
+          <w:rFonts w:ascii="Times New Roman" w:hAnsi="Times New Roman" w:cs="Times New Roman"/>
+          <w:sz w:val="28"/>
+          <w:szCs w:val="28"/>
           <w:lang w:val="ru-RU"/>
         </w:rPr>
         <w:t xml:space="preserve"> = 8.402, </w:t>
       </w:r>
       <w:r>
         <w:rPr>
-          <w:rFonts w:ascii="Times New Roman" w:hAnsi="Times New Roman"/>
-          <w:sz w:val="24"/>
+          <w:rFonts w:ascii="Times New Roman" w:hAnsi="Times New Roman" w:cs="Times New Roman"/>
+          <w:sz w:val="28"/>
+          <w:szCs w:val="28"/>
         </w:rPr>
         <w:t>y</w:t>
       </w:r>
       <w:r>
         <w:rPr>
-          <w:rFonts w:ascii="Times New Roman" w:hAnsi="Times New Roman"/>
-          <w:sz w:val="24"/>
+          <w:rFonts w:ascii="Times New Roman" w:hAnsi="Times New Roman" w:cs="Times New Roman"/>
+          <w:sz w:val="28"/>
+          <w:szCs w:val="28"/>
           <w:lang w:val="ru-RU"/>
         </w:rPr>
         <w:t xml:space="preserve"> = -1.89</w:t>
@@ -868,14 +1102,18 @@
       <w:pPr>
         <w:spacing w:before="160" w:after="80"/>
         <w:rPr>
-          <w:lang w:val="ru-RU"/>
-        </w:rPr>
-      </w:pPr>
-      <w:r>
-        <w:rPr>
-          <w:rFonts w:ascii="Times New Roman" w:hAnsi="Times New Roman"/>
+          <w:rFonts w:ascii="Times New Roman" w:hAnsi="Times New Roman" w:cs="Times New Roman"/>
+          <w:sz w:val="28"/>
+          <w:szCs w:val="28"/>
+          <w:lang w:val="ru-RU"/>
+        </w:rPr>
+      </w:pPr>
+      <w:r>
+        <w:rPr>
+          <w:rFonts w:ascii="Times New Roman" w:hAnsi="Times New Roman" w:cs="Times New Roman"/>
           <w:b/>
-          <w:sz w:val="24"/>
+          <w:sz w:val="28"/>
+          <w:szCs w:val="28"/>
           <w:lang w:val="ru-RU"/>
         </w:rPr>
         <w:t>3) Формализация и уточнение задания</w:t>
@@ -885,104 +1123,119 @@
       <w:pPr>
         <w:spacing w:after="120"/>
         <w:rPr>
-          <w:lang w:val="ru-RU"/>
-        </w:rPr>
-      </w:pPr>
-      <w:r>
-        <w:rPr>
-          <w:rFonts w:ascii="Times New Roman" w:hAnsi="Times New Roman"/>
-          <w:sz w:val="24"/>
-          <w:lang w:val="ru-RU"/>
-        </w:rPr>
-        <w:lastRenderedPageBreak/>
+          <w:rFonts w:ascii="Times New Roman" w:hAnsi="Times New Roman" w:cs="Times New Roman"/>
+          <w:sz w:val="28"/>
+          <w:szCs w:val="28"/>
+          <w:lang w:val="ru-RU"/>
+        </w:rPr>
+      </w:pPr>
+      <w:r>
+        <w:rPr>
+          <w:rFonts w:ascii="Times New Roman" w:hAnsi="Times New Roman" w:cs="Times New Roman"/>
+          <w:sz w:val="28"/>
+          <w:szCs w:val="28"/>
+          <w:lang w:val="ru-RU"/>
+        </w:rPr>
         <w:t xml:space="preserve">Для формализации и уточнения задания определим, что исходные данные </w:t>
       </w:r>
       <w:r>
         <w:rPr>
-          <w:rFonts w:ascii="Times New Roman" w:hAnsi="Times New Roman"/>
-          <w:sz w:val="24"/>
+          <w:rFonts w:ascii="Times New Roman" w:hAnsi="Times New Roman" w:cs="Times New Roman"/>
+          <w:sz w:val="28"/>
+          <w:szCs w:val="28"/>
         </w:rPr>
         <w:t>x</w:t>
       </w:r>
       <w:r>
         <w:rPr>
-          <w:rFonts w:ascii="Times New Roman" w:hAnsi="Times New Roman"/>
-          <w:sz w:val="24"/>
+          <w:rFonts w:ascii="Times New Roman" w:hAnsi="Times New Roman" w:cs="Times New Roman"/>
+          <w:sz w:val="28"/>
+          <w:szCs w:val="28"/>
           <w:lang w:val="ru-RU"/>
         </w:rPr>
         <w:t xml:space="preserve">, </w:t>
       </w:r>
       <w:r>
         <w:rPr>
-          <w:rFonts w:ascii="Times New Roman" w:hAnsi="Times New Roman"/>
-          <w:sz w:val="24"/>
+          <w:rFonts w:ascii="Times New Roman" w:hAnsi="Times New Roman" w:cs="Times New Roman"/>
+          <w:sz w:val="28"/>
+          <w:szCs w:val="28"/>
         </w:rPr>
         <w:t>y</w:t>
       </w:r>
       <w:r>
         <w:rPr>
-          <w:rFonts w:ascii="Times New Roman" w:hAnsi="Times New Roman"/>
-          <w:sz w:val="24"/>
+          <w:rFonts w:ascii="Times New Roman" w:hAnsi="Times New Roman" w:cs="Times New Roman"/>
+          <w:sz w:val="28"/>
+          <w:szCs w:val="28"/>
           <w:lang w:val="ru-RU"/>
         </w:rPr>
         <w:t xml:space="preserve"> — вещественного типа </w:t>
       </w:r>
       <w:r>
         <w:rPr>
-          <w:rFonts w:ascii="Times New Roman" w:hAnsi="Times New Roman"/>
-          <w:sz w:val="24"/>
+          <w:rFonts w:ascii="Times New Roman" w:hAnsi="Times New Roman" w:cs="Times New Roman"/>
+          <w:sz w:val="28"/>
+          <w:szCs w:val="28"/>
         </w:rPr>
         <w:t>double</w:t>
       </w:r>
       <w:r>
         <w:rPr>
-          <w:rFonts w:ascii="Times New Roman" w:hAnsi="Times New Roman"/>
-          <w:sz w:val="24"/>
+          <w:rFonts w:ascii="Times New Roman" w:hAnsi="Times New Roman" w:cs="Times New Roman"/>
+          <w:sz w:val="28"/>
+          <w:szCs w:val="28"/>
           <w:lang w:val="ru-RU"/>
         </w:rPr>
         <w:t xml:space="preserve">. Результаты вычислений — переменная </w:t>
       </w:r>
       <w:r>
         <w:rPr>
-          <w:rFonts w:ascii="Times New Roman" w:hAnsi="Times New Roman"/>
-          <w:sz w:val="24"/>
+          <w:rFonts w:ascii="Times New Roman" w:hAnsi="Times New Roman" w:cs="Times New Roman"/>
+          <w:sz w:val="28"/>
+          <w:szCs w:val="28"/>
         </w:rPr>
         <w:t>b</w:t>
       </w:r>
       <w:r>
         <w:rPr>
-          <w:rFonts w:ascii="Times New Roman" w:hAnsi="Times New Roman"/>
-          <w:sz w:val="24"/>
+          <w:rFonts w:ascii="Times New Roman" w:hAnsi="Times New Roman" w:cs="Times New Roman"/>
+          <w:sz w:val="28"/>
+          <w:szCs w:val="28"/>
           <w:lang w:val="ru-RU"/>
         </w:rPr>
         <w:t xml:space="preserve"> также должна быть вещественного типа </w:t>
       </w:r>
       <w:r>
         <w:rPr>
-          <w:rFonts w:ascii="Times New Roman" w:hAnsi="Times New Roman"/>
-          <w:sz w:val="24"/>
+          <w:rFonts w:ascii="Times New Roman" w:hAnsi="Times New Roman" w:cs="Times New Roman"/>
+          <w:sz w:val="28"/>
+          <w:szCs w:val="28"/>
         </w:rPr>
         <w:t>double</w:t>
       </w:r>
       <w:r>
         <w:rPr>
-          <w:rFonts w:ascii="Times New Roman" w:hAnsi="Times New Roman"/>
-          <w:sz w:val="24"/>
+          <w:rFonts w:ascii="Times New Roman" w:hAnsi="Times New Roman" w:cs="Times New Roman"/>
+          <w:sz w:val="28"/>
+          <w:szCs w:val="28"/>
           <w:lang w:val="ru-RU"/>
         </w:rPr>
         <w:t xml:space="preserve">. Операция вычисления арифметического выражения на языке </w:t>
       </w:r>
       <w:r>
         <w:rPr>
-          <w:rFonts w:ascii="Times New Roman" w:hAnsi="Times New Roman"/>
-          <w:sz w:val="24"/>
+          <w:rFonts w:ascii="Times New Roman" w:hAnsi="Times New Roman" w:cs="Times New Roman"/>
+          <w:sz w:val="28"/>
+          <w:szCs w:val="28"/>
         </w:rPr>
         <w:t>C</w:t>
       </w:r>
       <w:r>
         <w:rPr>
-          <w:rFonts w:ascii="Times New Roman" w:hAnsi="Times New Roman"/>
-          <w:sz w:val="24"/>
+          <w:rFonts w:ascii="Times New Roman" w:hAnsi="Times New Roman" w:cs="Times New Roman"/>
+          <w:sz w:val="28"/>
+          <w:szCs w:val="28"/>
           <w:lang w:val="ru-RU"/>
         </w:rPr>
         <w:t>++ записывается следующим образом:</w:t>
@@ -991,43 +1244,65 @@
     <w:p>
       <w:pPr>
         <w:spacing w:after="120"/>
-      </w:pPr>
-      <w:r>
-        <w:rPr>
-          <w:rFonts w:ascii="Times New Roman" w:hAnsi="Times New Roman"/>
-          <w:sz w:val="24"/>
+        <w:rPr>
+          <w:rFonts w:ascii="Times New Roman" w:hAnsi="Times New Roman" w:cs="Times New Roman"/>
+          <w:sz w:val="28"/>
+          <w:szCs w:val="28"/>
+        </w:rPr>
+      </w:pPr>
+      <w:r>
+        <w:rPr>
+          <w:rFonts w:ascii="Times New Roman" w:hAnsi="Times New Roman" w:cs="Times New Roman"/>
+          <w:sz w:val="28"/>
+          <w:szCs w:val="28"/>
         </w:rPr>
         <w:t xml:space="preserve">b = </w:t>
       </w:r>
       <w:proofErr w:type="spellStart"/>
-      <w:r>
-        <w:rPr>
-          <w:rFonts w:ascii="Times New Roman" w:hAnsi="Times New Roman"/>
-          <w:sz w:val="24"/>
+      <w:proofErr w:type="gramStart"/>
+      <w:r>
+        <w:rPr>
+          <w:rFonts w:ascii="Times New Roman" w:hAnsi="Times New Roman" w:cs="Times New Roman"/>
+          <w:sz w:val="28"/>
+          <w:szCs w:val="28"/>
         </w:rPr>
         <w:t>cbrt</w:t>
       </w:r>
       <w:proofErr w:type="spellEnd"/>
       <w:r>
         <w:rPr>
-          <w:rFonts w:ascii="Times New Roman" w:hAnsi="Times New Roman"/>
-          <w:sz w:val="24"/>
-        </w:rPr>
-        <w:t>((x + y) / (0.2 * x)) * sin(pow(tan(x), 2));</w:t>
+          <w:rFonts w:ascii="Times New Roman" w:hAnsi="Times New Roman" w:cs="Times New Roman"/>
+          <w:sz w:val="28"/>
+          <w:szCs w:val="28"/>
+        </w:rPr>
+        <w:t>(</w:t>
+      </w:r>
+      <w:proofErr w:type="gramEnd"/>
+      <w:r>
+        <w:rPr>
+          <w:rFonts w:ascii="Times New Roman" w:hAnsi="Times New Roman" w:cs="Times New Roman"/>
+          <w:sz w:val="28"/>
+          <w:szCs w:val="28"/>
+        </w:rPr>
+        <w:t>(x + y) / (0.2 * x)) * sin(pow(tan(x), 2));</w:t>
       </w:r>
     </w:p>
     <w:p>
       <w:pPr>
         <w:spacing w:before="160" w:after="80"/>
         <w:rPr>
-          <w:lang w:val="ru-RU"/>
-        </w:rPr>
-      </w:pPr>
-      <w:r>
-        <w:rPr>
-          <w:rFonts w:ascii="Times New Roman" w:hAnsi="Times New Roman"/>
+          <w:rFonts w:ascii="Times New Roman" w:hAnsi="Times New Roman" w:cs="Times New Roman"/>
+          <w:sz w:val="28"/>
+          <w:szCs w:val="28"/>
+          <w:lang w:val="ru-RU"/>
+        </w:rPr>
+      </w:pPr>
+      <w:r>
+        <w:rPr>
+          <w:rFonts w:ascii="Times New Roman" w:hAnsi="Times New Roman" w:cs="Times New Roman"/>
           <w:b/>
-          <w:sz w:val="24"/>
+          <w:sz w:val="28"/>
+          <w:szCs w:val="28"/>
           <w:lang w:val="ru-RU"/>
         </w:rPr>
         <w:t>4) Программные проекты и результаты их выполнения</w:t>
@@ -1037,103 +1312,119 @@
       <w:pPr>
         <w:spacing w:after="120"/>
         <w:rPr>
-          <w:lang w:val="ru-RU"/>
-        </w:rPr>
-      </w:pPr>
-      <w:r>
-        <w:rPr>
-          <w:rFonts w:ascii="Times New Roman" w:hAnsi="Times New Roman"/>
-          <w:sz w:val="24"/>
+          <w:rFonts w:ascii="Times New Roman" w:hAnsi="Times New Roman" w:cs="Times New Roman"/>
+          <w:sz w:val="28"/>
+          <w:szCs w:val="28"/>
+          <w:lang w:val="ru-RU"/>
+        </w:rPr>
+      </w:pPr>
+      <w:r>
+        <w:rPr>
+          <w:rFonts w:ascii="Times New Roman" w:hAnsi="Times New Roman" w:cs="Times New Roman"/>
+          <w:sz w:val="28"/>
+          <w:szCs w:val="28"/>
           <w:lang w:val="ru-RU"/>
         </w:rPr>
         <w:t xml:space="preserve">Было создано единое решение </w:t>
       </w:r>
       <w:r>
         <w:rPr>
-          <w:rFonts w:ascii="Times New Roman" w:hAnsi="Times New Roman"/>
-          <w:sz w:val="24"/>
+          <w:rFonts w:ascii="Times New Roman" w:hAnsi="Times New Roman" w:cs="Times New Roman"/>
+          <w:sz w:val="28"/>
+          <w:szCs w:val="28"/>
         </w:rPr>
         <w:t>lab</w:t>
       </w:r>
       <w:r>
         <w:rPr>
-          <w:rFonts w:ascii="Times New Roman" w:hAnsi="Times New Roman"/>
-          <w:sz w:val="24"/>
+          <w:rFonts w:ascii="Times New Roman" w:hAnsi="Times New Roman" w:cs="Times New Roman"/>
+          <w:sz w:val="28"/>
+          <w:szCs w:val="28"/>
           <w:lang w:val="ru-RU"/>
         </w:rPr>
         <w:t>4, содержащее пять консольных проектов (</w:t>
       </w:r>
       <w:r>
         <w:rPr>
-          <w:rFonts w:ascii="Times New Roman" w:hAnsi="Times New Roman"/>
-          <w:sz w:val="24"/>
+          <w:rFonts w:ascii="Times New Roman" w:hAnsi="Times New Roman" w:cs="Times New Roman"/>
+          <w:sz w:val="28"/>
+          <w:szCs w:val="28"/>
         </w:rPr>
         <w:t>pr</w:t>
       </w:r>
       <w:r>
         <w:rPr>
-          <w:rFonts w:ascii="Times New Roman" w:hAnsi="Times New Roman"/>
-          <w:sz w:val="24"/>
+          <w:rFonts w:ascii="Times New Roman" w:hAnsi="Times New Roman" w:cs="Times New Roman"/>
+          <w:sz w:val="28"/>
+          <w:szCs w:val="28"/>
           <w:lang w:val="ru-RU"/>
         </w:rPr>
         <w:t xml:space="preserve">1, </w:t>
       </w:r>
       <w:r>
         <w:rPr>
-          <w:rFonts w:ascii="Times New Roman" w:hAnsi="Times New Roman"/>
-          <w:sz w:val="24"/>
+          <w:rFonts w:ascii="Times New Roman" w:hAnsi="Times New Roman" w:cs="Times New Roman"/>
+          <w:sz w:val="28"/>
+          <w:szCs w:val="28"/>
         </w:rPr>
         <w:t>pr</w:t>
       </w:r>
       <w:r>
         <w:rPr>
-          <w:rFonts w:ascii="Times New Roman" w:hAnsi="Times New Roman"/>
-          <w:sz w:val="24"/>
+          <w:rFonts w:ascii="Times New Roman" w:hAnsi="Times New Roman" w:cs="Times New Roman"/>
+          <w:sz w:val="28"/>
+          <w:szCs w:val="28"/>
           <w:lang w:val="ru-RU"/>
         </w:rPr>
         <w:t xml:space="preserve">2, </w:t>
       </w:r>
       <w:r>
         <w:rPr>
-          <w:rFonts w:ascii="Times New Roman" w:hAnsi="Times New Roman"/>
-          <w:sz w:val="24"/>
+          <w:rFonts w:ascii="Times New Roman" w:hAnsi="Times New Roman" w:cs="Times New Roman"/>
+          <w:sz w:val="28"/>
+          <w:szCs w:val="28"/>
         </w:rPr>
         <w:t>pr</w:t>
       </w:r>
       <w:r>
         <w:rPr>
-          <w:rFonts w:ascii="Times New Roman" w:hAnsi="Times New Roman"/>
-          <w:sz w:val="24"/>
+          <w:rFonts w:ascii="Times New Roman" w:hAnsi="Times New Roman" w:cs="Times New Roman"/>
+          <w:sz w:val="28"/>
+          <w:szCs w:val="28"/>
           <w:lang w:val="ru-RU"/>
         </w:rPr>
         <w:t xml:space="preserve">3, </w:t>
       </w:r>
       <w:r>
         <w:rPr>
-          <w:rFonts w:ascii="Times New Roman" w:hAnsi="Times New Roman"/>
-          <w:sz w:val="24"/>
+          <w:rFonts w:ascii="Times New Roman" w:hAnsi="Times New Roman" w:cs="Times New Roman"/>
+          <w:sz w:val="28"/>
+          <w:szCs w:val="28"/>
         </w:rPr>
         <w:t>pr</w:t>
       </w:r>
       <w:r>
         <w:rPr>
-          <w:rFonts w:ascii="Times New Roman" w:hAnsi="Times New Roman"/>
-          <w:sz w:val="24"/>
+          <w:rFonts w:ascii="Times New Roman" w:hAnsi="Times New Roman" w:cs="Times New Roman"/>
+          <w:sz w:val="28"/>
+          <w:szCs w:val="28"/>
           <w:lang w:val="ru-RU"/>
         </w:rPr>
         <w:t xml:space="preserve">4, </w:t>
       </w:r>
       <w:r>
         <w:rPr>
-          <w:rFonts w:ascii="Times New Roman" w:hAnsi="Times New Roman"/>
-          <w:sz w:val="24"/>
+          <w:rFonts w:ascii="Times New Roman" w:hAnsi="Times New Roman" w:cs="Times New Roman"/>
+          <w:sz w:val="28"/>
+          <w:szCs w:val="28"/>
         </w:rPr>
         <w:t>pr</w:t>
       </w:r>
       <w:r>
         <w:rPr>
-          <w:rFonts w:ascii="Times New Roman" w:hAnsi="Times New Roman"/>
-          <w:sz w:val="24"/>
+          <w:rFonts w:ascii="Times New Roman" w:hAnsi="Times New Roman" w:cs="Times New Roman"/>
+          <w:sz w:val="28"/>
+          <w:szCs w:val="28"/>
           <w:lang w:val="ru-RU"/>
         </w:rPr>
         <w:t>5), каждый из которых реализует вычисление заданного выражения своим способом.</w:t>
@@ -1143,28 +1434,37 @@
       <w:pPr>
         <w:spacing w:before="120" w:after="40"/>
         <w:rPr>
-          <w:lang w:val="ru-RU"/>
-        </w:rPr>
-      </w:pPr>
-      <w:r>
-        <w:rPr>
-          <w:rFonts w:ascii="Times New Roman" w:hAnsi="Times New Roman"/>
+          <w:rFonts w:ascii="Times New Roman" w:hAnsi="Times New Roman" w:cs="Times New Roman"/>
+          <w:sz w:val="28"/>
+          <w:szCs w:val="28"/>
+          <w:lang w:val="ru-RU"/>
+        </w:rPr>
+      </w:pPr>
+      <w:r>
+        <w:rPr>
+          <w:rFonts w:ascii="Times New Roman" w:hAnsi="Times New Roman" w:cs="Times New Roman"/>
           <w:b/>
+          <w:sz w:val="28"/>
+          <w:szCs w:val="28"/>
           <w:lang w:val="ru-RU"/>
         </w:rPr>
         <w:t xml:space="preserve">Реализация 1-го проекта (проект </w:t>
       </w:r>
       <w:r>
         <w:rPr>
-          <w:rFonts w:ascii="Times New Roman" w:hAnsi="Times New Roman"/>
+          <w:rFonts w:ascii="Times New Roman" w:hAnsi="Times New Roman" w:cs="Times New Roman"/>
           <w:b/>
+          <w:sz w:val="28"/>
+          <w:szCs w:val="28"/>
         </w:rPr>
         <w:t>pr</w:t>
       </w:r>
       <w:r>
         <w:rPr>
-          <w:rFonts w:ascii="Times New Roman" w:hAnsi="Times New Roman"/>
+          <w:rFonts w:ascii="Times New Roman" w:hAnsi="Times New Roman" w:cs="Times New Roman"/>
           <w:b/>
+          <w:sz w:val="28"/>
+          <w:szCs w:val="28"/>
           <w:lang w:val="ru-RU"/>
         </w:rPr>
         <w:t>1)</w:t>
@@ -1174,14 +1474,17 @@
       <w:pPr>
         <w:spacing w:after="120"/>
         <w:rPr>
-          <w:rFonts w:ascii="Times New Roman" w:hAnsi="Times New Roman"/>
-          <w:sz w:val="24"/>
-        </w:rPr>
-      </w:pPr>
-      <w:r>
-        <w:rPr>
-          <w:rFonts w:ascii="Times New Roman" w:hAnsi="Times New Roman"/>
-          <w:sz w:val="24"/>
+          <w:rFonts w:ascii="Times New Roman" w:hAnsi="Times New Roman" w:cs="Times New Roman"/>
+          <w:sz w:val="28"/>
+          <w:szCs w:val="28"/>
+          <w:lang w:val="ru-RU"/>
+        </w:rPr>
+      </w:pPr>
+      <w:r>
+        <w:rPr>
+          <w:rFonts w:ascii="Times New Roman" w:hAnsi="Times New Roman" w:cs="Times New Roman"/>
+          <w:sz w:val="28"/>
+          <w:szCs w:val="28"/>
           <w:lang w:val="ru-RU"/>
         </w:rPr>
         <w:t xml:space="preserve">Функция </w:t>
@@ -1189,31 +1492,35 @@
       <w:proofErr w:type="spellStart"/>
       <w:r>
         <w:rPr>
-          <w:rFonts w:ascii="Times New Roman" w:hAnsi="Times New Roman"/>
-          <w:sz w:val="24"/>
+          <w:rFonts w:ascii="Times New Roman" w:hAnsi="Times New Roman" w:cs="Times New Roman"/>
+          <w:sz w:val="28"/>
+          <w:szCs w:val="28"/>
         </w:rPr>
         <w:t>func</w:t>
       </w:r>
       <w:proofErr w:type="spellEnd"/>
       <w:r>
         <w:rPr>
-          <w:rFonts w:ascii="Times New Roman" w:hAnsi="Times New Roman"/>
-          <w:sz w:val="24"/>
+          <w:rFonts w:ascii="Times New Roman" w:hAnsi="Times New Roman" w:cs="Times New Roman"/>
+          <w:sz w:val="28"/>
+          <w:szCs w:val="28"/>
           <w:lang w:val="ru-RU"/>
         </w:rPr>
         <w:t xml:space="preserve">1 с входными параметрами и возвращаемым значением, определение записано перед функцией </w:t>
       </w:r>
       <w:r>
         <w:rPr>
-          <w:rFonts w:ascii="Times New Roman" w:hAnsi="Times New Roman"/>
-          <w:sz w:val="24"/>
+          <w:rFonts w:ascii="Times New Roman" w:hAnsi="Times New Roman" w:cs="Times New Roman"/>
+          <w:sz w:val="28"/>
+          <w:szCs w:val="28"/>
         </w:rPr>
         <w:t>main</w:t>
       </w:r>
       <w:r>
         <w:rPr>
-          <w:rFonts w:ascii="Times New Roman" w:hAnsi="Times New Roman"/>
-          <w:sz w:val="24"/>
+          <w:rFonts w:ascii="Times New Roman" w:hAnsi="Times New Roman" w:cs="Times New Roman"/>
+          <w:sz w:val="28"/>
+          <w:szCs w:val="28"/>
           <w:lang w:val="ru-RU"/>
         </w:rPr>
         <w:t>.</w:t>
@@ -1222,11 +1529,21 @@
     <w:p>
       <w:pPr>
         <w:spacing w:after="120"/>
-      </w:pPr>
-      <w:r>
-        <w:rPr>
+        <w:jc w:val="center"/>
+        <w:rPr>
+          <w:rFonts w:ascii="Times New Roman" w:hAnsi="Times New Roman" w:cs="Times New Roman"/>
+          <w:sz w:val="28"/>
+          <w:szCs w:val="28"/>
+        </w:rPr>
+      </w:pPr>
+      <w:r>
+        <w:rPr>
+          <w:rFonts w:ascii="Times New Roman" w:hAnsi="Times New Roman" w:cs="Times New Roman"/>
           <w:noProof/>
-        </w:rPr>
+          <w:sz w:val="28"/>
+          <w:szCs w:val="28"/>
+        </w:rPr>
+        <w:lastRenderedPageBreak/>
         <w:drawing>
           <wp:inline distT="0" distB="0" distL="0" distR="0" wp14:anchorId="07C17A7F" wp14:editId="29BE187A">
             <wp:extent cx="5943600" cy="5266690"/>
@@ -1280,30 +1597,36 @@
     <w:p>
       <w:pPr>
         <w:spacing w:after="120"/>
-        <w:rPr>
-          <w:lang w:val="ru-RU"/>
-        </w:rPr>
-      </w:pPr>
-      <w:r>
-        <w:rPr>
-          <w:rFonts w:ascii="Times New Roman" w:hAnsi="Times New Roman"/>
-          <w:sz w:val="24"/>
-          <w:lang w:val="ru-RU"/>
-        </w:rPr>
-        <w:lastRenderedPageBreak/>
+        <w:jc w:val="center"/>
+        <w:rPr>
+          <w:rFonts w:ascii="Times New Roman" w:hAnsi="Times New Roman" w:cs="Times New Roman"/>
+          <w:sz w:val="28"/>
+          <w:szCs w:val="28"/>
+          <w:lang w:val="ru-RU"/>
+        </w:rPr>
+      </w:pPr>
+      <w:r>
+        <w:rPr>
+          <w:rFonts w:ascii="Times New Roman" w:hAnsi="Times New Roman" w:cs="Times New Roman"/>
+          <w:sz w:val="28"/>
+          <w:szCs w:val="28"/>
+          <w:lang w:val="ru-RU"/>
+        </w:rPr>
         <w:t xml:space="preserve">Рисунок 1 — Схема алгоритма и программный код проекта </w:t>
       </w:r>
       <w:r>
         <w:rPr>
-          <w:rFonts w:ascii="Times New Roman" w:hAnsi="Times New Roman"/>
-          <w:sz w:val="24"/>
+          <w:rFonts w:ascii="Times New Roman" w:hAnsi="Times New Roman" w:cs="Times New Roman"/>
+          <w:sz w:val="28"/>
+          <w:szCs w:val="28"/>
         </w:rPr>
         <w:t>pr</w:t>
       </w:r>
       <w:r>
         <w:rPr>
-          <w:rFonts w:ascii="Times New Roman" w:hAnsi="Times New Roman"/>
-          <w:sz w:val="24"/>
+          <w:rFonts w:ascii="Times New Roman" w:hAnsi="Times New Roman" w:cs="Times New Roman"/>
+          <w:sz w:val="28"/>
+          <w:szCs w:val="28"/>
           <w:lang w:val="ru-RU"/>
         </w:rPr>
         <w:t>1.</w:t>
@@ -1313,74 +1636,85 @@
       <w:pPr>
         <w:spacing w:after="120"/>
         <w:rPr>
-          <w:rFonts w:ascii="Times New Roman" w:hAnsi="Times New Roman"/>
-          <w:sz w:val="24"/>
-        </w:rPr>
-      </w:pPr>
-      <w:r>
-        <w:rPr>
-          <w:rFonts w:ascii="Times New Roman" w:hAnsi="Times New Roman"/>
-          <w:sz w:val="24"/>
+          <w:rFonts w:ascii="Times New Roman" w:hAnsi="Times New Roman" w:cs="Times New Roman"/>
+          <w:sz w:val="28"/>
+          <w:szCs w:val="28"/>
+          <w:lang w:val="ru-RU"/>
+        </w:rPr>
+      </w:pPr>
+      <w:r>
+        <w:rPr>
+          <w:rFonts w:ascii="Times New Roman" w:hAnsi="Times New Roman" w:cs="Times New Roman"/>
+          <w:sz w:val="28"/>
+          <w:szCs w:val="28"/>
           <w:lang w:val="ru-RU"/>
         </w:rPr>
         <w:t xml:space="preserve">Результат выполнения проекта </w:t>
       </w:r>
       <w:r>
         <w:rPr>
-          <w:rFonts w:ascii="Times New Roman" w:hAnsi="Times New Roman"/>
-          <w:sz w:val="24"/>
+          <w:rFonts w:ascii="Times New Roman" w:hAnsi="Times New Roman" w:cs="Times New Roman"/>
+          <w:sz w:val="28"/>
+          <w:szCs w:val="28"/>
         </w:rPr>
         <w:t>pr</w:t>
       </w:r>
       <w:r>
         <w:rPr>
-          <w:rFonts w:ascii="Times New Roman" w:hAnsi="Times New Roman"/>
-          <w:sz w:val="24"/>
+          <w:rFonts w:ascii="Times New Roman" w:hAnsi="Times New Roman" w:cs="Times New Roman"/>
+          <w:sz w:val="28"/>
+          <w:szCs w:val="28"/>
           <w:lang w:val="ru-RU"/>
         </w:rPr>
         <w:t xml:space="preserve">1 при </w:t>
       </w:r>
       <w:r>
         <w:rPr>
-          <w:rFonts w:ascii="Times New Roman" w:hAnsi="Times New Roman"/>
-          <w:sz w:val="24"/>
+          <w:rFonts w:ascii="Times New Roman" w:hAnsi="Times New Roman" w:cs="Times New Roman"/>
+          <w:sz w:val="28"/>
+          <w:szCs w:val="28"/>
         </w:rPr>
         <w:t>x</w:t>
       </w:r>
       <w:r>
         <w:rPr>
-          <w:rFonts w:ascii="Times New Roman" w:hAnsi="Times New Roman"/>
-          <w:sz w:val="24"/>
+          <w:rFonts w:ascii="Times New Roman" w:hAnsi="Times New Roman" w:cs="Times New Roman"/>
+          <w:sz w:val="28"/>
+          <w:szCs w:val="28"/>
           <w:lang w:val="ru-RU"/>
         </w:rPr>
         <w:t xml:space="preserve"> = 8.402 и </w:t>
       </w:r>
       <w:r>
         <w:rPr>
-          <w:rFonts w:ascii="Times New Roman" w:hAnsi="Times New Roman"/>
-          <w:sz w:val="24"/>
+          <w:rFonts w:ascii="Times New Roman" w:hAnsi="Times New Roman" w:cs="Times New Roman"/>
+          <w:sz w:val="28"/>
+          <w:szCs w:val="28"/>
         </w:rPr>
         <w:t>y</w:t>
       </w:r>
       <w:r>
         <w:rPr>
-          <w:rFonts w:ascii="Times New Roman" w:hAnsi="Times New Roman"/>
-          <w:sz w:val="24"/>
+          <w:rFonts w:ascii="Times New Roman" w:hAnsi="Times New Roman" w:cs="Times New Roman"/>
+          <w:sz w:val="28"/>
+          <w:szCs w:val="28"/>
           <w:lang w:val="ru-RU"/>
         </w:rPr>
         <w:t xml:space="preserve"> = -1.89: </w:t>
       </w:r>
       <w:r>
         <w:rPr>
-          <w:rFonts w:ascii="Times New Roman" w:hAnsi="Times New Roman"/>
-          <w:sz w:val="24"/>
+          <w:rFonts w:ascii="Times New Roman" w:hAnsi="Times New Roman" w:cs="Times New Roman"/>
+          <w:sz w:val="28"/>
+          <w:szCs w:val="28"/>
         </w:rPr>
         <w:t>b</w:t>
       </w:r>
       <w:r>
         <w:rPr>
-          <w:rFonts w:ascii="Times New Roman" w:hAnsi="Times New Roman"/>
-          <w:sz w:val="24"/>
+          <w:rFonts w:ascii="Times New Roman" w:hAnsi="Times New Roman" w:cs="Times New Roman"/>
+          <w:sz w:val="28"/>
+          <w:szCs w:val="28"/>
           <w:lang w:val="ru-RU"/>
         </w:rPr>
         <w:t xml:space="preserve"> = 0.693808.</w:t>
@@ -1389,34 +1723,46 @@
     <w:p>
       <w:pPr>
         <w:spacing w:after="120"/>
+        <w:rPr>
+          <w:rFonts w:ascii="Times New Roman" w:hAnsi="Times New Roman" w:cs="Times New Roman"/>
+          <w:sz w:val="28"/>
+          <w:szCs w:val="28"/>
+          <w:lang w:val="ru-RU"/>
+        </w:rPr>
       </w:pPr>
     </w:p>
     <w:p>
       <w:pPr>
         <w:spacing w:after="120"/>
         <w:rPr>
-          <w:lang w:val="ru-RU"/>
-        </w:rPr>
-      </w:pPr>
-      <w:r>
-        <w:rPr>
-          <w:rFonts w:ascii="Times New Roman" w:hAnsi="Times New Roman"/>
-          <w:sz w:val="24"/>
+          <w:rFonts w:ascii="Times New Roman" w:hAnsi="Times New Roman" w:cs="Times New Roman"/>
+          <w:sz w:val="28"/>
+          <w:szCs w:val="28"/>
+          <w:lang w:val="ru-RU"/>
+        </w:rPr>
+      </w:pPr>
+      <w:r>
+        <w:rPr>
+          <w:rFonts w:ascii="Times New Roman" w:hAnsi="Times New Roman" w:cs="Times New Roman"/>
+          <w:sz w:val="28"/>
+          <w:szCs w:val="28"/>
           <w:lang w:val="ru-RU"/>
         </w:rPr>
         <w:t xml:space="preserve">Рисунок 2 — Результаты выполнения проекта </w:t>
       </w:r>
       <w:r>
         <w:rPr>
-          <w:rFonts w:ascii="Times New Roman" w:hAnsi="Times New Roman"/>
-          <w:sz w:val="24"/>
+          <w:rFonts w:ascii="Times New Roman" w:hAnsi="Times New Roman" w:cs="Times New Roman"/>
+          <w:sz w:val="28"/>
+          <w:szCs w:val="28"/>
         </w:rPr>
         <w:t>pr</w:t>
       </w:r>
       <w:r>
         <w:rPr>
-          <w:rFonts w:ascii="Times New Roman" w:hAnsi="Times New Roman"/>
-          <w:sz w:val="24"/>
+          <w:rFonts w:ascii="Times New Roman" w:hAnsi="Times New Roman" w:cs="Times New Roman"/>
+          <w:sz w:val="28"/>
+          <w:szCs w:val="28"/>
           <w:lang w:val="ru-RU"/>
         </w:rPr>
         <w:t>1.</w:t>
@@ -1426,28 +1772,37 @@
       <w:pPr>
         <w:spacing w:before="120" w:after="40"/>
         <w:rPr>
-          <w:lang w:val="ru-RU"/>
-        </w:rPr>
-      </w:pPr>
-      <w:r>
-        <w:rPr>
-          <w:rFonts w:ascii="Times New Roman" w:hAnsi="Times New Roman"/>
+          <w:rFonts w:ascii="Times New Roman" w:hAnsi="Times New Roman" w:cs="Times New Roman"/>
+          <w:sz w:val="28"/>
+          <w:szCs w:val="28"/>
+          <w:lang w:val="ru-RU"/>
+        </w:rPr>
+      </w:pPr>
+      <w:r>
+        <w:rPr>
+          <w:rFonts w:ascii="Times New Roman" w:hAnsi="Times New Roman" w:cs="Times New Roman"/>
           <w:b/>
+          <w:sz w:val="28"/>
+          <w:szCs w:val="28"/>
           <w:lang w:val="ru-RU"/>
         </w:rPr>
         <w:t xml:space="preserve">Реализация 2-го проекта (проект </w:t>
       </w:r>
       <w:r>
         <w:rPr>
-          <w:rFonts w:ascii="Times New Roman" w:hAnsi="Times New Roman"/>
+          <w:rFonts w:ascii="Times New Roman" w:hAnsi="Times New Roman" w:cs="Times New Roman"/>
           <w:b/>
+          <w:sz w:val="28"/>
+          <w:szCs w:val="28"/>
         </w:rPr>
         <w:t>pr</w:t>
       </w:r>
       <w:r>
         <w:rPr>
-          <w:rFonts w:ascii="Times New Roman" w:hAnsi="Times New Roman"/>
+          <w:rFonts w:ascii="Times New Roman" w:hAnsi="Times New Roman" w:cs="Times New Roman"/>
           <w:b/>
+          <w:sz w:val="28"/>
+          <w:szCs w:val="28"/>
           <w:lang w:val="ru-RU"/>
         </w:rPr>
         <w:t>2)</w:t>
@@ -1457,14 +1812,17 @@
       <w:pPr>
         <w:spacing w:after="120"/>
         <w:rPr>
-          <w:rFonts w:ascii="Times New Roman" w:hAnsi="Times New Roman"/>
-          <w:sz w:val="24"/>
-        </w:rPr>
-      </w:pPr>
-      <w:r>
-        <w:rPr>
-          <w:rFonts w:ascii="Times New Roman" w:hAnsi="Times New Roman"/>
-          <w:sz w:val="24"/>
+          <w:rFonts w:ascii="Times New Roman" w:hAnsi="Times New Roman" w:cs="Times New Roman"/>
+          <w:sz w:val="28"/>
+          <w:szCs w:val="28"/>
+          <w:lang w:val="ru-RU"/>
+        </w:rPr>
+      </w:pPr>
+      <w:r>
+        <w:rPr>
+          <w:rFonts w:ascii="Times New Roman" w:hAnsi="Times New Roman" w:cs="Times New Roman"/>
+          <w:sz w:val="28"/>
+          <w:szCs w:val="28"/>
           <w:lang w:val="ru-RU"/>
         </w:rPr>
         <w:t xml:space="preserve">Функция </w:t>
@@ -1472,46 +1830,52 @@
       <w:proofErr w:type="spellStart"/>
       <w:r>
         <w:rPr>
-          <w:rFonts w:ascii="Times New Roman" w:hAnsi="Times New Roman"/>
-          <w:sz w:val="24"/>
+          <w:rFonts w:ascii="Times New Roman" w:hAnsi="Times New Roman" w:cs="Times New Roman"/>
+          <w:sz w:val="28"/>
+          <w:szCs w:val="28"/>
         </w:rPr>
         <w:t>func</w:t>
       </w:r>
       <w:proofErr w:type="spellEnd"/>
       <w:r>
         <w:rPr>
-          <w:rFonts w:ascii="Times New Roman" w:hAnsi="Times New Roman"/>
-          <w:sz w:val="24"/>
+          <w:rFonts w:ascii="Times New Roman" w:hAnsi="Times New Roman" w:cs="Times New Roman"/>
+          <w:sz w:val="28"/>
+          <w:szCs w:val="28"/>
           <w:lang w:val="ru-RU"/>
         </w:rPr>
         <w:t xml:space="preserve">2 с входными параметрами и возвращаемым значением, определение записано после функции </w:t>
       </w:r>
       <w:r>
         <w:rPr>
-          <w:rFonts w:ascii="Times New Roman" w:hAnsi="Times New Roman"/>
-          <w:sz w:val="24"/>
+          <w:rFonts w:ascii="Times New Roman" w:hAnsi="Times New Roman" w:cs="Times New Roman"/>
+          <w:sz w:val="28"/>
+          <w:szCs w:val="28"/>
         </w:rPr>
         <w:t>main</w:t>
       </w:r>
       <w:r>
         <w:rPr>
-          <w:rFonts w:ascii="Times New Roman" w:hAnsi="Times New Roman"/>
-          <w:sz w:val="24"/>
+          <w:rFonts w:ascii="Times New Roman" w:hAnsi="Times New Roman" w:cs="Times New Roman"/>
+          <w:sz w:val="28"/>
+          <w:szCs w:val="28"/>
           <w:lang w:val="ru-RU"/>
         </w:rPr>
         <w:t xml:space="preserve"> (с прототипом перед </w:t>
       </w:r>
       <w:r>
         <w:rPr>
-          <w:rFonts w:ascii="Times New Roman" w:hAnsi="Times New Roman"/>
-          <w:sz w:val="24"/>
+          <w:rFonts w:ascii="Times New Roman" w:hAnsi="Times New Roman" w:cs="Times New Roman"/>
+          <w:sz w:val="28"/>
+          <w:szCs w:val="28"/>
         </w:rPr>
         <w:t>main</w:t>
       </w:r>
       <w:r>
         <w:rPr>
-          <w:rFonts w:ascii="Times New Roman" w:hAnsi="Times New Roman"/>
-          <w:sz w:val="24"/>
+          <w:rFonts w:ascii="Times New Roman" w:hAnsi="Times New Roman" w:cs="Times New Roman"/>
+          <w:sz w:val="28"/>
+          <w:szCs w:val="28"/>
           <w:lang w:val="ru-RU"/>
         </w:rPr>
         <w:t>).</w:t>
@@ -1520,8 +1884,21 @@
     <w:p>
       <w:pPr>
         <w:spacing w:after="120"/>
-      </w:pPr>
-      <w:r>
+        <w:jc w:val="center"/>
+        <w:rPr>
+          <w:rFonts w:ascii="Times New Roman" w:hAnsi="Times New Roman" w:cs="Times New Roman"/>
+          <w:sz w:val="28"/>
+          <w:szCs w:val="28"/>
+        </w:rPr>
+      </w:pPr>
+      <w:r>
+        <w:rPr>
+          <w:rFonts w:ascii="Times New Roman" w:hAnsi="Times New Roman" w:cs="Times New Roman"/>
+          <w:noProof/>
+          <w:sz w:val="28"/>
+          <w:szCs w:val="28"/>
+        </w:rPr>
+        <w:lastRenderedPageBreak/>
         <w:drawing>
           <wp:inline distT="0" distB="0" distL="0" distR="0" wp14:anchorId="2BA0FFAA" wp14:editId="32D99E9E">
             <wp:extent cx="5258100" cy="5143500"/>
@@ -1562,29 +1939,36 @@
     <w:p>
       <w:pPr>
         <w:spacing w:after="120"/>
-        <w:rPr>
-          <w:lang w:val="ru-RU"/>
-        </w:rPr>
-      </w:pPr>
-      <w:r>
-        <w:rPr>
-          <w:rFonts w:ascii="Times New Roman" w:hAnsi="Times New Roman"/>
-          <w:sz w:val="24"/>
+        <w:jc w:val="center"/>
+        <w:rPr>
+          <w:rFonts w:ascii="Times New Roman" w:hAnsi="Times New Roman" w:cs="Times New Roman"/>
+          <w:sz w:val="28"/>
+          <w:szCs w:val="28"/>
+          <w:lang w:val="ru-RU"/>
+        </w:rPr>
+      </w:pPr>
+      <w:r>
+        <w:rPr>
+          <w:rFonts w:ascii="Times New Roman" w:hAnsi="Times New Roman" w:cs="Times New Roman"/>
+          <w:sz w:val="28"/>
+          <w:szCs w:val="28"/>
           <w:lang w:val="ru-RU"/>
         </w:rPr>
         <w:t xml:space="preserve">Рисунок 3 — Программный код проекта </w:t>
       </w:r>
       <w:r>
         <w:rPr>
-          <w:rFonts w:ascii="Times New Roman" w:hAnsi="Times New Roman"/>
-          <w:sz w:val="24"/>
+          <w:rFonts w:ascii="Times New Roman" w:hAnsi="Times New Roman" w:cs="Times New Roman"/>
+          <w:sz w:val="28"/>
+          <w:szCs w:val="28"/>
         </w:rPr>
         <w:t>pr</w:t>
       </w:r>
       <w:r>
         <w:rPr>
-          <w:rFonts w:ascii="Times New Roman" w:hAnsi="Times New Roman"/>
-          <w:sz w:val="24"/>
+          <w:rFonts w:ascii="Times New Roman" w:hAnsi="Times New Roman" w:cs="Times New Roman"/>
+          <w:sz w:val="28"/>
+          <w:szCs w:val="28"/>
           <w:lang w:val="ru-RU"/>
         </w:rPr>
         <w:t>2.</w:t>
@@ -1594,73 +1978,85 @@
       <w:pPr>
         <w:spacing w:after="120"/>
         <w:rPr>
-          <w:lang w:val="ru-RU"/>
-        </w:rPr>
-      </w:pPr>
-      <w:r>
-        <w:rPr>
-          <w:rFonts w:ascii="Times New Roman" w:hAnsi="Times New Roman"/>
-          <w:sz w:val="24"/>
+          <w:rFonts w:ascii="Times New Roman" w:hAnsi="Times New Roman" w:cs="Times New Roman"/>
+          <w:sz w:val="28"/>
+          <w:szCs w:val="28"/>
+          <w:lang w:val="ru-RU"/>
+        </w:rPr>
+      </w:pPr>
+      <w:r>
+        <w:rPr>
+          <w:rFonts w:ascii="Times New Roman" w:hAnsi="Times New Roman" w:cs="Times New Roman"/>
+          <w:sz w:val="28"/>
+          <w:szCs w:val="28"/>
           <w:lang w:val="ru-RU"/>
         </w:rPr>
         <w:t xml:space="preserve">Результат выполнения проекта </w:t>
       </w:r>
       <w:r>
         <w:rPr>
-          <w:rFonts w:ascii="Times New Roman" w:hAnsi="Times New Roman"/>
-          <w:sz w:val="24"/>
+          <w:rFonts w:ascii="Times New Roman" w:hAnsi="Times New Roman" w:cs="Times New Roman"/>
+          <w:sz w:val="28"/>
+          <w:szCs w:val="28"/>
         </w:rPr>
         <w:t>pr</w:t>
       </w:r>
       <w:r>
         <w:rPr>
-          <w:rFonts w:ascii="Times New Roman" w:hAnsi="Times New Roman"/>
-          <w:sz w:val="24"/>
+          <w:rFonts w:ascii="Times New Roman" w:hAnsi="Times New Roman" w:cs="Times New Roman"/>
+          <w:sz w:val="28"/>
+          <w:szCs w:val="28"/>
           <w:lang w:val="ru-RU"/>
         </w:rPr>
         <w:t xml:space="preserve">2 при </w:t>
       </w:r>
       <w:r>
         <w:rPr>
-          <w:rFonts w:ascii="Times New Roman" w:hAnsi="Times New Roman"/>
-          <w:sz w:val="24"/>
+          <w:rFonts w:ascii="Times New Roman" w:hAnsi="Times New Roman" w:cs="Times New Roman"/>
+          <w:sz w:val="28"/>
+          <w:szCs w:val="28"/>
         </w:rPr>
         <w:t>x</w:t>
       </w:r>
       <w:r>
         <w:rPr>
-          <w:rFonts w:ascii="Times New Roman" w:hAnsi="Times New Roman"/>
-          <w:sz w:val="24"/>
+          <w:rFonts w:ascii="Times New Roman" w:hAnsi="Times New Roman" w:cs="Times New Roman"/>
+          <w:sz w:val="28"/>
+          <w:szCs w:val="28"/>
           <w:lang w:val="ru-RU"/>
         </w:rPr>
         <w:t xml:space="preserve"> = 8.402 и </w:t>
       </w:r>
       <w:r>
         <w:rPr>
-          <w:rFonts w:ascii="Times New Roman" w:hAnsi="Times New Roman"/>
-          <w:sz w:val="24"/>
+          <w:rFonts w:ascii="Times New Roman" w:hAnsi="Times New Roman" w:cs="Times New Roman"/>
+          <w:sz w:val="28"/>
+          <w:szCs w:val="28"/>
         </w:rPr>
         <w:t>y</w:t>
       </w:r>
       <w:r>
         <w:rPr>
-          <w:rFonts w:ascii="Times New Roman" w:hAnsi="Times New Roman"/>
-          <w:sz w:val="24"/>
+          <w:rFonts w:ascii="Times New Roman" w:hAnsi="Times New Roman" w:cs="Times New Roman"/>
+          <w:sz w:val="28"/>
+          <w:szCs w:val="28"/>
           <w:lang w:val="ru-RU"/>
         </w:rPr>
         <w:t xml:space="preserve"> = -1.89: </w:t>
       </w:r>
       <w:r>
         <w:rPr>
-          <w:rFonts w:ascii="Times New Roman" w:hAnsi="Times New Roman"/>
-          <w:sz w:val="24"/>
+          <w:rFonts w:ascii="Times New Roman" w:hAnsi="Times New Roman" w:cs="Times New Roman"/>
+          <w:sz w:val="28"/>
+          <w:szCs w:val="28"/>
         </w:rPr>
         <w:t>b</w:t>
       </w:r>
       <w:r>
         <w:rPr>
-          <w:rFonts w:ascii="Times New Roman" w:hAnsi="Times New Roman"/>
-          <w:sz w:val="24"/>
+          <w:rFonts w:ascii="Times New Roman" w:hAnsi="Times New Roman" w:cs="Times New Roman"/>
+          <w:sz w:val="28"/>
+          <w:szCs w:val="28"/>
           <w:lang w:val="ru-RU"/>
         </w:rPr>
         <w:t xml:space="preserve"> = 0.693808.</w:t>
@@ -1670,28 +2066,34 @@
       <w:pPr>
         <w:spacing w:after="120"/>
         <w:rPr>
-          <w:lang w:val="ru-RU"/>
-        </w:rPr>
-      </w:pPr>
-      <w:r>
-        <w:rPr>
-          <w:rFonts w:ascii="Times New Roman" w:hAnsi="Times New Roman"/>
-          <w:sz w:val="24"/>
+          <w:rFonts w:ascii="Times New Roman" w:hAnsi="Times New Roman" w:cs="Times New Roman"/>
+          <w:sz w:val="28"/>
+          <w:szCs w:val="28"/>
+          <w:lang w:val="ru-RU"/>
+        </w:rPr>
+      </w:pPr>
+      <w:r>
+        <w:rPr>
+          <w:rFonts w:ascii="Times New Roman" w:hAnsi="Times New Roman" w:cs="Times New Roman"/>
+          <w:sz w:val="28"/>
+          <w:szCs w:val="28"/>
           <w:lang w:val="ru-RU"/>
         </w:rPr>
         <w:t xml:space="preserve">Рисунок 4 — Результаты выполнения проекта </w:t>
       </w:r>
       <w:r>
         <w:rPr>
-          <w:rFonts w:ascii="Times New Roman" w:hAnsi="Times New Roman"/>
-          <w:sz w:val="24"/>
+          <w:rFonts w:ascii="Times New Roman" w:hAnsi="Times New Roman" w:cs="Times New Roman"/>
+          <w:sz w:val="28"/>
+          <w:szCs w:val="28"/>
         </w:rPr>
         <w:t>pr</w:t>
       </w:r>
       <w:r>
         <w:rPr>
-          <w:rFonts w:ascii="Times New Roman" w:hAnsi="Times New Roman"/>
-          <w:sz w:val="24"/>
+          <w:rFonts w:ascii="Times New Roman" w:hAnsi="Times New Roman" w:cs="Times New Roman"/>
+          <w:sz w:val="28"/>
+          <w:szCs w:val="28"/>
           <w:lang w:val="ru-RU"/>
         </w:rPr>
         <w:t>2.</w:t>
@@ -1701,28 +2103,37 @@
       <w:pPr>
         <w:spacing w:before="120" w:after="40"/>
         <w:rPr>
-          <w:lang w:val="ru-RU"/>
-        </w:rPr>
-      </w:pPr>
-      <w:r>
-        <w:rPr>
-          <w:rFonts w:ascii="Times New Roman" w:hAnsi="Times New Roman"/>
+          <w:rFonts w:ascii="Times New Roman" w:hAnsi="Times New Roman" w:cs="Times New Roman"/>
+          <w:sz w:val="28"/>
+          <w:szCs w:val="28"/>
+          <w:lang w:val="ru-RU"/>
+        </w:rPr>
+      </w:pPr>
+      <w:r>
+        <w:rPr>
+          <w:rFonts w:ascii="Times New Roman" w:hAnsi="Times New Roman" w:cs="Times New Roman"/>
           <w:b/>
+          <w:sz w:val="28"/>
+          <w:szCs w:val="28"/>
           <w:lang w:val="ru-RU"/>
         </w:rPr>
         <w:t xml:space="preserve">Реализация 3-го проекта (проект </w:t>
       </w:r>
       <w:r>
         <w:rPr>
-          <w:rFonts w:ascii="Times New Roman" w:hAnsi="Times New Roman"/>
+          <w:rFonts w:ascii="Times New Roman" w:hAnsi="Times New Roman" w:cs="Times New Roman"/>
           <w:b/>
+          <w:sz w:val="28"/>
+          <w:szCs w:val="28"/>
         </w:rPr>
         <w:t>pr</w:t>
       </w:r>
       <w:r>
         <w:rPr>
-          <w:rFonts w:ascii="Times New Roman" w:hAnsi="Times New Roman"/>
+          <w:rFonts w:ascii="Times New Roman" w:hAnsi="Times New Roman" w:cs="Times New Roman"/>
           <w:b/>
+          <w:sz w:val="28"/>
+          <w:szCs w:val="28"/>
           <w:lang w:val="ru-RU"/>
         </w:rPr>
         <w:t>3)</w:t>
@@ -1732,46 +2143,53 @@
       <w:pPr>
         <w:spacing w:after="120"/>
         <w:rPr>
-          <w:lang w:val="ru-RU"/>
-        </w:rPr>
-      </w:pPr>
-      <w:r>
-        <w:rPr>
-          <w:rFonts w:ascii="Times New Roman" w:hAnsi="Times New Roman"/>
-          <w:sz w:val="24"/>
-          <w:lang w:val="ru-RU"/>
-        </w:rPr>
-        <w:lastRenderedPageBreak/>
+          <w:rFonts w:ascii="Times New Roman" w:hAnsi="Times New Roman" w:cs="Times New Roman"/>
+          <w:sz w:val="28"/>
+          <w:szCs w:val="28"/>
+          <w:lang w:val="ru-RU"/>
+        </w:rPr>
+      </w:pPr>
+      <w:r>
+        <w:rPr>
+          <w:rFonts w:ascii="Times New Roman" w:hAnsi="Times New Roman" w:cs="Times New Roman"/>
+          <w:sz w:val="28"/>
+          <w:szCs w:val="28"/>
+          <w:lang w:val="ru-RU"/>
+        </w:rPr>
         <w:t xml:space="preserve">Функция </w:t>
       </w:r>
       <w:proofErr w:type="spellStart"/>
       <w:r>
         <w:rPr>
-          <w:rFonts w:ascii="Times New Roman" w:hAnsi="Times New Roman"/>
-          <w:sz w:val="24"/>
+          <w:rFonts w:ascii="Times New Roman" w:hAnsi="Times New Roman" w:cs="Times New Roman"/>
+          <w:sz w:val="28"/>
+          <w:szCs w:val="28"/>
         </w:rPr>
         <w:t>func</w:t>
       </w:r>
       <w:proofErr w:type="spellEnd"/>
       <w:r>
         <w:rPr>
-          <w:rFonts w:ascii="Times New Roman" w:hAnsi="Times New Roman"/>
-          <w:sz w:val="24"/>
+          <w:rFonts w:ascii="Times New Roman" w:hAnsi="Times New Roman" w:cs="Times New Roman"/>
+          <w:sz w:val="28"/>
+          <w:szCs w:val="28"/>
           <w:lang w:val="ru-RU"/>
         </w:rPr>
         <w:t xml:space="preserve">3 с входными параметрами и выходным параметром по ссылке (без возвращаемого значения, </w:t>
       </w:r>
       <w:r>
         <w:rPr>
-          <w:rFonts w:ascii="Times New Roman" w:hAnsi="Times New Roman"/>
-          <w:sz w:val="24"/>
+          <w:rFonts w:ascii="Times New Roman" w:hAnsi="Times New Roman" w:cs="Times New Roman"/>
+          <w:sz w:val="28"/>
+          <w:szCs w:val="28"/>
         </w:rPr>
         <w:t>void</w:t>
       </w:r>
       <w:r>
         <w:rPr>
-          <w:rFonts w:ascii="Times New Roman" w:hAnsi="Times New Roman"/>
-          <w:sz w:val="24"/>
+          <w:rFonts w:ascii="Times New Roman" w:hAnsi="Times New Roman" w:cs="Times New Roman"/>
+          <w:sz w:val="28"/>
+          <w:szCs w:val="28"/>
           <w:lang w:val="ru-RU"/>
         </w:rPr>
         <w:t>).</w:t>
@@ -1780,383 +2198,441 @@
     <w:p>
       <w:pPr>
         <w:spacing w:after="120"/>
-        <w:rPr>
-          <w:lang w:val="ru-RU"/>
-        </w:rPr>
-      </w:pPr>
-      <w:r>
-        <w:rPr>
-          <w:rFonts w:ascii="Times New Roman" w:hAnsi="Times New Roman"/>
-          <w:sz w:val="24"/>
-          <w:lang w:val="ru-RU"/>
-        </w:rPr>
-        <w:t xml:space="preserve">Рисунок 5 — Программный код проекта </w:t>
-      </w:r>
-      <w:r>
-        <w:rPr>
-          <w:rFonts w:ascii="Times New Roman" w:hAnsi="Times New Roman"/>
-          <w:sz w:val="24"/>
-        </w:rPr>
-        <w:t>pr</w:t>
-      </w:r>
-      <w:r>
-        <w:rPr>
-          <w:rFonts w:ascii="Times New Roman" w:hAnsi="Times New Roman"/>
-          <w:sz w:val="24"/>
-          <w:lang w:val="ru-RU"/>
-        </w:rPr>
-        <w:t>3.</w:t>
+        <w:jc w:val="center"/>
+        <w:rPr>
+          <w:rFonts w:ascii="Times New Roman" w:hAnsi="Times New Roman" w:cs="Times New Roman"/>
+          <w:sz w:val="28"/>
+          <w:szCs w:val="28"/>
+          <w:lang w:val="ru-RU"/>
+        </w:rPr>
+      </w:pPr>
+      <w:r>
+        <w:rPr>
+          <w:rFonts w:ascii="Times New Roman" w:hAnsi="Times New Roman" w:cs="Times New Roman"/>
+          <w:sz w:val="28"/>
+          <w:szCs w:val="28"/>
+          <w:lang w:val="ru-RU"/>
+        </w:rPr>
+        <w:lastRenderedPageBreak/>
+        <w:drawing>
+          <wp:inline distT="0" distB="0" distL="0" distR="0" wp14:anchorId="6172B827" wp14:editId="306B30AF">
+            <wp:extent cx="5943600" cy="5116830"/>
+            <wp:effectExtent l="0" t="0" r="0" b="7620"/>
+            <wp:docPr id="2" name="Рисунок 2"/>
+            <wp:cNvGraphicFramePr>
+              <a:graphicFrameLocks xmlns:a="http://schemas.openxmlformats.org/drawingml/2006/main" noChangeAspect="1"/>
+            </wp:cNvGraphicFramePr>
+            <a:graphic xmlns:a="http://schemas.openxmlformats.org/drawingml/2006/main">
+              <a:graphicData uri="http://schemas.openxmlformats.org/drawingml/2006/picture">
+                <pic:pic xmlns:pic="http://schemas.openxmlformats.org/drawingml/2006/picture">
+                  <pic:nvPicPr>
+                    <pic:cNvPr id="1" name=""/>
+                    <pic:cNvPicPr/>
+                  </pic:nvPicPr>
+                  <pic:blipFill>
+                    <a:blip r:embed="rId10"/>
+                    <a:stretch>
+                      <a:fillRect/>
+                    </a:stretch>
+                  </pic:blipFill>
+                  <pic:spPr>
+                    <a:xfrm>
+                      <a:off x="0" y="0"/>
+                      <a:ext cx="5943600" cy="5116830"/>
+                    </a:xfrm>
+                    <a:prstGeom prst="rect">
+                      <a:avLst/>
+                    </a:prstGeom>
+                  </pic:spPr>
+                </pic:pic>
+              </a:graphicData>
+            </a:graphic>
+          </wp:inline>
+        </w:drawing>
       </w:r>
     </w:p>
     <w:p>
       <w:pPr>
         <w:spacing w:after="120"/>
-        <w:rPr>
-          <w:lang w:val="ru-RU"/>
-        </w:rPr>
-      </w:pPr>
-      <w:r>
-        <w:rPr>
-          <w:rFonts w:ascii="Times New Roman" w:hAnsi="Times New Roman"/>
-          <w:sz w:val="24"/>
-          <w:lang w:val="ru-RU"/>
-        </w:rPr>
-        <w:t xml:space="preserve">Результат выполнения проекта </w:t>
-      </w:r>
-      <w:r>
-        <w:rPr>
-          <w:rFonts w:ascii="Times New Roman" w:hAnsi="Times New Roman"/>
-          <w:sz w:val="24"/>
+        <w:jc w:val="center"/>
+        <w:rPr>
+          <w:rFonts w:ascii="Times New Roman" w:hAnsi="Times New Roman" w:cs="Times New Roman"/>
+          <w:sz w:val="28"/>
+          <w:szCs w:val="28"/>
+          <w:lang w:val="ru-RU"/>
+        </w:rPr>
+      </w:pPr>
+      <w:r>
+        <w:rPr>
+          <w:rFonts w:ascii="Times New Roman" w:hAnsi="Times New Roman" w:cs="Times New Roman"/>
+          <w:sz w:val="28"/>
+          <w:szCs w:val="28"/>
+          <w:lang w:val="ru-RU"/>
+        </w:rPr>
+        <w:t xml:space="preserve">Рисунок 5 — Программный код проекта </w:t>
+      </w:r>
+      <w:r>
+        <w:rPr>
+          <w:rFonts w:ascii="Times New Roman" w:hAnsi="Times New Roman" w:cs="Times New Roman"/>
+          <w:sz w:val="28"/>
+          <w:szCs w:val="28"/>
         </w:rPr>
         <w:t>pr</w:t>
       </w:r>
       <w:r>
         <w:rPr>
-          <w:rFonts w:ascii="Times New Roman" w:hAnsi="Times New Roman"/>
-          <w:sz w:val="24"/>
-          <w:lang w:val="ru-RU"/>
-        </w:rPr>
-        <w:t xml:space="preserve">3 при </w:t>
-      </w:r>
-      <w:r>
-        <w:rPr>
-          <w:rFonts w:ascii="Times New Roman" w:hAnsi="Times New Roman"/>
-          <w:sz w:val="24"/>
-        </w:rPr>
-        <w:t>x</w:t>
-      </w:r>
-      <w:r>
-        <w:rPr>
-          <w:rFonts w:ascii="Times New Roman" w:hAnsi="Times New Roman"/>
-          <w:sz w:val="24"/>
-          <w:lang w:val="ru-RU"/>
-        </w:rPr>
-        <w:t xml:space="preserve"> = 8.402 и </w:t>
-      </w:r>
-      <w:r>
-        <w:rPr>
-          <w:rFonts w:ascii="Times New Roman" w:hAnsi="Times New Roman"/>
-          <w:sz w:val="24"/>
-        </w:rPr>
-        <w:t>y</w:t>
-      </w:r>
-      <w:r>
-        <w:rPr>
-          <w:rFonts w:ascii="Times New Roman" w:hAnsi="Times New Roman"/>
-          <w:sz w:val="24"/>
-          <w:lang w:val="ru-RU"/>
-        </w:rPr>
-        <w:t xml:space="preserve"> = -1.89: </w:t>
-      </w:r>
-      <w:r>
-        <w:rPr>
-          <w:rFonts w:ascii="Times New Roman" w:hAnsi="Times New Roman"/>
-          <w:sz w:val="24"/>
-        </w:rPr>
-        <w:t>b</w:t>
-      </w:r>
-      <w:r>
-        <w:rPr>
-          <w:rFonts w:ascii="Times New Roman" w:hAnsi="Times New Roman"/>
-          <w:sz w:val="24"/>
-          <w:lang w:val="ru-RU"/>
-        </w:rPr>
-        <w:t xml:space="preserve"> = 0.693808.</w:t>
+          <w:rFonts w:ascii="Times New Roman" w:hAnsi="Times New Roman" w:cs="Times New Roman"/>
+          <w:sz w:val="28"/>
+          <w:szCs w:val="28"/>
+          <w:lang w:val="ru-RU"/>
+        </w:rPr>
+        <w:t>3.</w:t>
       </w:r>
     </w:p>
     <w:p>
       <w:pPr>
         <w:spacing w:after="120"/>
         <w:rPr>
-          <w:lang w:val="ru-RU"/>
-        </w:rPr>
-      </w:pPr>
-      <w:r>
-        <w:rPr>
-          <w:rFonts w:ascii="Times New Roman" w:hAnsi="Times New Roman"/>
-          <w:sz w:val="24"/>
-          <w:lang w:val="ru-RU"/>
-        </w:rPr>
-        <w:t xml:space="preserve">Рисунок 6 — Результаты выполнения проекта </w:t>
-      </w:r>
-      <w:r>
-        <w:rPr>
-          <w:rFonts w:ascii="Times New Roman" w:hAnsi="Times New Roman"/>
-          <w:sz w:val="24"/>
+          <w:rFonts w:ascii="Times New Roman" w:hAnsi="Times New Roman" w:cs="Times New Roman"/>
+          <w:sz w:val="28"/>
+          <w:szCs w:val="28"/>
+          <w:lang w:val="ru-RU"/>
+        </w:rPr>
+      </w:pPr>
+      <w:r>
+        <w:rPr>
+          <w:rFonts w:ascii="Times New Roman" w:hAnsi="Times New Roman" w:cs="Times New Roman"/>
+          <w:sz w:val="28"/>
+          <w:szCs w:val="28"/>
+          <w:lang w:val="ru-RU"/>
+        </w:rPr>
+        <w:t xml:space="preserve">Результат выполнения проекта </w:t>
+      </w:r>
+      <w:r>
+        <w:rPr>
+          <w:rFonts w:ascii="Times New Roman" w:hAnsi="Times New Roman" w:cs="Times New Roman"/>
+          <w:sz w:val="28"/>
+          <w:szCs w:val="28"/>
         </w:rPr>
         <w:t>pr</w:t>
       </w:r>
       <w:r>
         <w:rPr>
-          <w:rFonts w:ascii="Times New Roman" w:hAnsi="Times New Roman"/>
-          <w:sz w:val="24"/>
-          <w:lang w:val="ru-RU"/>
-        </w:rPr>
-        <w:t>3.</w:t>
+          <w:rFonts w:ascii="Times New Roman" w:hAnsi="Times New Roman" w:cs="Times New Roman"/>
+          <w:sz w:val="28"/>
+          <w:szCs w:val="28"/>
+          <w:lang w:val="ru-RU"/>
+        </w:rPr>
+        <w:t xml:space="preserve">3 при </w:t>
+      </w:r>
+      <w:r>
+        <w:rPr>
+          <w:rFonts w:ascii="Times New Roman" w:hAnsi="Times New Roman" w:cs="Times New Roman"/>
+          <w:sz w:val="28"/>
+          <w:szCs w:val="28"/>
+        </w:rPr>
+        <w:t>x</w:t>
+      </w:r>
+      <w:r>
+        <w:rPr>
+          <w:rFonts w:ascii="Times New Roman" w:hAnsi="Times New Roman" w:cs="Times New Roman"/>
+          <w:sz w:val="28"/>
+          <w:szCs w:val="28"/>
+          <w:lang w:val="ru-RU"/>
+        </w:rPr>
+        <w:t xml:space="preserve"> = 8.402 и </w:t>
+      </w:r>
+      <w:r>
+        <w:rPr>
+          <w:rFonts w:ascii="Times New Roman" w:hAnsi="Times New Roman" w:cs="Times New Roman"/>
+          <w:sz w:val="28"/>
+          <w:szCs w:val="28"/>
+        </w:rPr>
+        <w:t>y</w:t>
+      </w:r>
+      <w:r>
+        <w:rPr>
+          <w:rFonts w:ascii="Times New Roman" w:hAnsi="Times New Roman" w:cs="Times New Roman"/>
+          <w:sz w:val="28"/>
+          <w:szCs w:val="28"/>
+          <w:lang w:val="ru-RU"/>
+        </w:rPr>
+        <w:t xml:space="preserve"> = -1.89: </w:t>
+      </w:r>
+      <w:r>
+        <w:rPr>
+          <w:rFonts w:ascii="Times New Roman" w:hAnsi="Times New Roman" w:cs="Times New Roman"/>
+          <w:sz w:val="28"/>
+          <w:szCs w:val="28"/>
+        </w:rPr>
+        <w:t>b</w:t>
+      </w:r>
+      <w:r>
+        <w:rPr>
+          <w:rFonts w:ascii="Times New Roman" w:hAnsi="Times New Roman" w:cs="Times New Roman"/>
+          <w:sz w:val="28"/>
+          <w:szCs w:val="28"/>
+          <w:lang w:val="ru-RU"/>
+        </w:rPr>
+        <w:t xml:space="preserve"> = 0.693808.</w:t>
       </w:r>
     </w:p>
     <w:p>
       <w:pPr>
-        <w:spacing w:before="120" w:after="40"/>
-        <w:rPr>
-          <w:lang w:val="ru-RU"/>
-        </w:rPr>
-      </w:pPr>
-      <w:r>
-        <w:rPr>
-          <w:rFonts w:ascii="Times New Roman" w:hAnsi="Times New Roman"/>
-          <w:b/>
-          <w:lang w:val="ru-RU"/>
-        </w:rPr>
-        <w:t xml:space="preserve">Реализация 4-го проекта (проект </w:t>
-      </w:r>
-      <w:r>
-        <w:rPr>
-          <w:rFonts w:ascii="Times New Roman" w:hAnsi="Times New Roman"/>
-          <w:b/>
+        <w:spacing w:after="120"/>
+        <w:rPr>
+          <w:rFonts w:ascii="Times New Roman" w:hAnsi="Times New Roman" w:cs="Times New Roman"/>
+          <w:sz w:val="28"/>
+          <w:szCs w:val="28"/>
+          <w:lang w:val="ru-RU"/>
+        </w:rPr>
+      </w:pPr>
+      <w:r>
+        <w:rPr>
+          <w:rFonts w:ascii="Times New Roman" w:hAnsi="Times New Roman" w:cs="Times New Roman"/>
+          <w:sz w:val="28"/>
+          <w:szCs w:val="28"/>
+          <w:lang w:val="ru-RU"/>
+        </w:rPr>
+        <w:t xml:space="preserve">Рисунок 6 — Результаты выполнения проекта </w:t>
+      </w:r>
+      <w:r>
+        <w:rPr>
+          <w:rFonts w:ascii="Times New Roman" w:hAnsi="Times New Roman" w:cs="Times New Roman"/>
+          <w:sz w:val="28"/>
+          <w:szCs w:val="28"/>
         </w:rPr>
         <w:t>pr</w:t>
       </w:r>
       <w:r>
         <w:rPr>
-          <w:rFonts w:ascii="Times New Roman" w:hAnsi="Times New Roman"/>
-          <w:b/>
-          <w:lang w:val="ru-RU"/>
-        </w:rPr>
-        <w:t>4)</w:t>
+          <w:rFonts w:ascii="Times New Roman" w:hAnsi="Times New Roman" w:cs="Times New Roman"/>
+          <w:sz w:val="28"/>
+          <w:szCs w:val="28"/>
+          <w:lang w:val="ru-RU"/>
+        </w:rPr>
+        <w:t>3.</w:t>
       </w:r>
     </w:p>
     <w:p>
       <w:pPr>
-        <w:spacing w:after="120"/>
-        <w:rPr>
-          <w:lang w:val="ru-RU"/>
-        </w:rPr>
-      </w:pPr>
-      <w:r>
-        <w:rPr>
-          <w:rFonts w:ascii="Times New Roman" w:hAnsi="Times New Roman"/>
-          <w:sz w:val="24"/>
-          <w:lang w:val="ru-RU"/>
-        </w:rPr>
-        <w:t xml:space="preserve">Функция </w:t>
-      </w:r>
-      <w:proofErr w:type="spellStart"/>
-      <w:r>
-        <w:rPr>
-          <w:rFonts w:ascii="Times New Roman" w:hAnsi="Times New Roman"/>
-          <w:sz w:val="24"/>
-        </w:rPr>
-        <w:t>func</w:t>
-      </w:r>
-      <w:proofErr w:type="spellEnd"/>
-      <w:r>
-        <w:rPr>
-          <w:rFonts w:ascii="Times New Roman" w:hAnsi="Times New Roman"/>
-          <w:sz w:val="24"/>
-          <w:lang w:val="ru-RU"/>
-        </w:rPr>
-        <w:t xml:space="preserve">4 без параметров и без возвращаемого значения, использующая глобальные переменные </w:t>
-      </w:r>
-      <w:r>
-        <w:rPr>
-          <w:rFonts w:ascii="Times New Roman" w:hAnsi="Times New Roman"/>
-          <w:sz w:val="24"/>
-        </w:rPr>
-        <w:t>x</w:t>
-      </w:r>
-      <w:r>
-        <w:rPr>
-          <w:rFonts w:ascii="Times New Roman" w:hAnsi="Times New Roman"/>
-          <w:sz w:val="24"/>
-          <w:lang w:val="ru-RU"/>
-        </w:rPr>
-        <w:t xml:space="preserve">, </w:t>
-      </w:r>
-      <w:r>
-        <w:rPr>
-          <w:rFonts w:ascii="Times New Roman" w:hAnsi="Times New Roman"/>
-          <w:sz w:val="24"/>
-        </w:rPr>
-        <w:t>y</w:t>
-      </w:r>
-      <w:r>
-        <w:rPr>
-          <w:rFonts w:ascii="Times New Roman" w:hAnsi="Times New Roman"/>
-          <w:sz w:val="24"/>
-          <w:lang w:val="ru-RU"/>
-        </w:rPr>
-        <w:t xml:space="preserve">, </w:t>
-      </w:r>
-      <w:r>
-        <w:rPr>
-          <w:rFonts w:ascii="Times New Roman" w:hAnsi="Times New Roman"/>
-          <w:sz w:val="24"/>
-        </w:rPr>
-        <w:t>b</w:t>
-      </w:r>
-      <w:r>
-        <w:rPr>
-          <w:rFonts w:ascii="Times New Roman" w:hAnsi="Times New Roman"/>
-          <w:sz w:val="24"/>
-          <w:lang w:val="ru-RU"/>
-        </w:rPr>
-        <w:t>.</w:t>
+        <w:spacing w:before="120" w:after="40"/>
+        <w:rPr>
+          <w:rFonts w:ascii="Times New Roman" w:hAnsi="Times New Roman" w:cs="Times New Roman"/>
+          <w:sz w:val="28"/>
+          <w:szCs w:val="28"/>
+          <w:lang w:val="ru-RU"/>
+        </w:rPr>
+      </w:pPr>
+      <w:r>
+        <w:rPr>
+          <w:rFonts w:ascii="Times New Roman" w:hAnsi="Times New Roman" w:cs="Times New Roman"/>
+          <w:b/>
+          <w:sz w:val="28"/>
+          <w:szCs w:val="28"/>
+          <w:lang w:val="ru-RU"/>
+        </w:rPr>
+        <w:t xml:space="preserve">Реализация 4-го проекта (проект </w:t>
+      </w:r>
+      <w:r>
+        <w:rPr>
+          <w:rFonts w:ascii="Times New Roman" w:hAnsi="Times New Roman" w:cs="Times New Roman"/>
+          <w:b/>
+          <w:sz w:val="28"/>
+          <w:szCs w:val="28"/>
+        </w:rPr>
+        <w:t>pr</w:t>
+      </w:r>
+      <w:r>
+        <w:rPr>
+          <w:rFonts w:ascii="Times New Roman" w:hAnsi="Times New Roman" w:cs="Times New Roman"/>
+          <w:b/>
+          <w:sz w:val="28"/>
+          <w:szCs w:val="28"/>
+          <w:lang w:val="ru-RU"/>
+        </w:rPr>
+        <w:t>4)</w:t>
       </w:r>
     </w:p>
     <w:p>
       <w:pPr>
         <w:spacing w:after="120"/>
         <w:rPr>
-          <w:lang w:val="ru-RU"/>
-        </w:rPr>
-      </w:pPr>
-      <w:r>
-        <w:rPr>
-          <w:rFonts w:ascii="Times New Roman" w:hAnsi="Times New Roman"/>
-          <w:sz w:val="24"/>
-          <w:lang w:val="ru-RU"/>
-        </w:rPr>
-        <w:t xml:space="preserve">Рисунок 7 — Программный код проекта </w:t>
-      </w:r>
-      <w:r>
-        <w:rPr>
-          <w:rFonts w:ascii="Times New Roman" w:hAnsi="Times New Roman"/>
-          <w:sz w:val="24"/>
-        </w:rPr>
-        <w:t>pr</w:t>
-      </w:r>
-      <w:r>
-        <w:rPr>
-          <w:rFonts w:ascii="Times New Roman" w:hAnsi="Times New Roman"/>
-          <w:sz w:val="24"/>
-          <w:lang w:val="ru-RU"/>
-        </w:rPr>
-        <w:t>4.</w:t>
+          <w:rFonts w:ascii="Times New Roman" w:hAnsi="Times New Roman" w:cs="Times New Roman"/>
+          <w:sz w:val="28"/>
+          <w:szCs w:val="28"/>
+          <w:lang w:val="ru-RU"/>
+        </w:rPr>
+      </w:pPr>
+      <w:r>
+        <w:rPr>
+          <w:rFonts w:ascii="Times New Roman" w:hAnsi="Times New Roman" w:cs="Times New Roman"/>
+          <w:sz w:val="28"/>
+          <w:szCs w:val="28"/>
+          <w:lang w:val="ru-RU"/>
+        </w:rPr>
+        <w:t xml:space="preserve">Функция </w:t>
+      </w:r>
+      <w:proofErr w:type="spellStart"/>
+      <w:r>
+        <w:rPr>
+          <w:rFonts w:ascii="Times New Roman" w:hAnsi="Times New Roman" w:cs="Times New Roman"/>
+          <w:sz w:val="28"/>
+          <w:szCs w:val="28"/>
+        </w:rPr>
+        <w:t>func</w:t>
+      </w:r>
+      <w:proofErr w:type="spellEnd"/>
+      <w:r>
+        <w:rPr>
+          <w:rFonts w:ascii="Times New Roman" w:hAnsi="Times New Roman" w:cs="Times New Roman"/>
+          <w:sz w:val="28"/>
+          <w:szCs w:val="28"/>
+          <w:lang w:val="ru-RU"/>
+        </w:rPr>
+        <w:t xml:space="preserve">4 без параметров и без возвращаемого значения, использующая глобальные переменные </w:t>
+      </w:r>
+      <w:r>
+        <w:rPr>
+          <w:rFonts w:ascii="Times New Roman" w:hAnsi="Times New Roman" w:cs="Times New Roman"/>
+          <w:sz w:val="28"/>
+          <w:szCs w:val="28"/>
+        </w:rPr>
+        <w:t>x</w:t>
+      </w:r>
+      <w:r>
+        <w:rPr>
+          <w:rFonts w:ascii="Times New Roman" w:hAnsi="Times New Roman" w:cs="Times New Roman"/>
+          <w:sz w:val="28"/>
+          <w:szCs w:val="28"/>
+          <w:lang w:val="ru-RU"/>
+        </w:rPr>
+        <w:t xml:space="preserve">, </w:t>
+      </w:r>
+      <w:r>
+        <w:rPr>
+          <w:rFonts w:ascii="Times New Roman" w:hAnsi="Times New Roman" w:cs="Times New Roman"/>
+          <w:sz w:val="28"/>
+          <w:szCs w:val="28"/>
+        </w:rPr>
+        <w:t>y</w:t>
+      </w:r>
+      <w:r>
+        <w:rPr>
+          <w:rFonts w:ascii="Times New Roman" w:hAnsi="Times New Roman" w:cs="Times New Roman"/>
+          <w:sz w:val="28"/>
+          <w:szCs w:val="28"/>
+          <w:lang w:val="ru-RU"/>
+        </w:rPr>
+        <w:t xml:space="preserve">, </w:t>
+      </w:r>
+      <w:r>
+        <w:rPr>
+          <w:rFonts w:ascii="Times New Roman" w:hAnsi="Times New Roman" w:cs="Times New Roman"/>
+          <w:sz w:val="28"/>
+          <w:szCs w:val="28"/>
+        </w:rPr>
+        <w:t>b</w:t>
+      </w:r>
+      <w:r>
+        <w:rPr>
+          <w:rFonts w:ascii="Times New Roman" w:hAnsi="Times New Roman" w:cs="Times New Roman"/>
+          <w:sz w:val="28"/>
+          <w:szCs w:val="28"/>
+          <w:lang w:val="ru-RU"/>
+        </w:rPr>
+        <w:t>.</w:t>
       </w:r>
     </w:p>
     <w:p>
       <w:pPr>
         <w:spacing w:after="120"/>
-        <w:rPr>
-          <w:lang w:val="ru-RU"/>
-        </w:rPr>
-      </w:pPr>
-      <w:r>
-        <w:rPr>
-          <w:rFonts w:ascii="Times New Roman" w:hAnsi="Times New Roman"/>
-          <w:sz w:val="24"/>
-          <w:lang w:val="ru-RU"/>
-        </w:rPr>
-        <w:t xml:space="preserve">Результат выполнения проекта </w:t>
-      </w:r>
-      <w:r>
-        <w:rPr>
-          <w:rFonts w:ascii="Times New Roman" w:hAnsi="Times New Roman"/>
-          <w:sz w:val="24"/>
-        </w:rPr>
-        <w:t>pr</w:t>
-      </w:r>
-      <w:r>
-        <w:rPr>
-          <w:rFonts w:ascii="Times New Roman" w:hAnsi="Times New Roman"/>
-          <w:sz w:val="24"/>
-          <w:lang w:val="ru-RU"/>
-        </w:rPr>
-        <w:t xml:space="preserve">4 при </w:t>
-      </w:r>
-      <w:r>
-        <w:rPr>
-          <w:rFonts w:ascii="Times New Roman" w:hAnsi="Times New Roman"/>
-          <w:sz w:val="24"/>
-        </w:rPr>
-        <w:t>x</w:t>
-      </w:r>
-      <w:r>
-        <w:rPr>
-          <w:rFonts w:ascii="Times New Roman" w:hAnsi="Times New Roman"/>
-          <w:sz w:val="24"/>
-          <w:lang w:val="ru-RU"/>
-        </w:rPr>
-        <w:t xml:space="preserve"> = 8.402 и </w:t>
-      </w:r>
-      <w:r>
-        <w:rPr>
-          <w:rFonts w:ascii="Times New Roman" w:hAnsi="Times New Roman"/>
-          <w:sz w:val="24"/>
-        </w:rPr>
-        <w:t>y</w:t>
-      </w:r>
-      <w:r>
-        <w:rPr>
-          <w:rFonts w:ascii="Times New Roman" w:hAnsi="Times New Roman"/>
-          <w:sz w:val="24"/>
-          <w:lang w:val="ru-RU"/>
-        </w:rPr>
-        <w:t xml:space="preserve"> = -1.89: </w:t>
-      </w:r>
-      <w:r>
-        <w:rPr>
-          <w:rFonts w:ascii="Times New Roman" w:hAnsi="Times New Roman"/>
-          <w:sz w:val="24"/>
-        </w:rPr>
-        <w:t>b</w:t>
-      </w:r>
-      <w:r>
-        <w:rPr>
-          <w:rFonts w:ascii="Times New Roman" w:hAnsi="Times New Roman"/>
-          <w:sz w:val="24"/>
-          <w:lang w:val="ru-RU"/>
-        </w:rPr>
-        <w:t xml:space="preserve"> = 0.693808.</w:t>
+        <w:jc w:val="center"/>
+        <w:rPr>
+          <w:rFonts w:ascii="Times New Roman" w:hAnsi="Times New Roman" w:cs="Times New Roman"/>
+          <w:sz w:val="28"/>
+          <w:szCs w:val="28"/>
+          <w:lang w:val="ru-RU"/>
+        </w:rPr>
+      </w:pPr>
+      <w:r>
+        <w:rPr>
+          <w:rFonts w:ascii="Times New Roman" w:hAnsi="Times New Roman" w:cs="Times New Roman"/>
+          <w:sz w:val="28"/>
+          <w:szCs w:val="28"/>
+          <w:lang w:val="ru-RU"/>
+        </w:rPr>
+        <w:lastRenderedPageBreak/>
+        <w:drawing>
+          <wp:inline distT="0" distB="0" distL="0" distR="0" wp14:anchorId="1BF0C1DE" wp14:editId="6DE3E259">
+            <wp:extent cx="5943600" cy="4996180"/>
+            <wp:effectExtent l="0" t="0" r="0" b="0"/>
+            <wp:docPr id="4" name="Рисунок 4"/>
+            <wp:cNvGraphicFramePr>
+              <a:graphicFrameLocks xmlns:a="http://schemas.openxmlformats.org/drawingml/2006/main" noChangeAspect="1"/>
+            </wp:cNvGraphicFramePr>
+            <a:graphic xmlns:a="http://schemas.openxmlformats.org/drawingml/2006/main">
+              <a:graphicData uri="http://schemas.openxmlformats.org/drawingml/2006/picture">
+                <pic:pic xmlns:pic="http://schemas.openxmlformats.org/drawingml/2006/picture">
+                  <pic:nvPicPr>
+                    <pic:cNvPr id="1" name=""/>
+                    <pic:cNvPicPr/>
+                  </pic:nvPicPr>
+                  <pic:blipFill>
+                    <a:blip r:embed="rId11"/>
+                    <a:stretch>
+                      <a:fillRect/>
+                    </a:stretch>
+                  </pic:blipFill>
+                  <pic:spPr>
+                    <a:xfrm>
+                      <a:off x="0" y="0"/>
+                      <a:ext cx="5943600" cy="4996180"/>
+                    </a:xfrm>
+                    <a:prstGeom prst="rect">
+                      <a:avLst/>
+                    </a:prstGeom>
+                  </pic:spPr>
+                </pic:pic>
+              </a:graphicData>
+            </a:graphic>
+          </wp:inline>
+        </w:drawing>
       </w:r>
     </w:p>
     <w:p>
       <w:pPr>
         <w:spacing w:after="120"/>
-        <w:rPr>
-          <w:lang w:val="ru-RU"/>
-        </w:rPr>
-      </w:pPr>
-      <w:r>
-        <w:rPr>
-          <w:rFonts w:ascii="Times New Roman" w:hAnsi="Times New Roman"/>
-          <w:sz w:val="24"/>
-          <w:lang w:val="ru-RU"/>
-        </w:rPr>
-        <w:t xml:space="preserve">Рисунок 8 — Результаты выполнения проекта </w:t>
-      </w:r>
-      <w:r>
-        <w:rPr>
-          <w:rFonts w:ascii="Times New Roman" w:hAnsi="Times New Roman"/>
-          <w:sz w:val="24"/>
+        <w:jc w:val="center"/>
+        <w:rPr>
+          <w:rFonts w:ascii="Times New Roman" w:hAnsi="Times New Roman" w:cs="Times New Roman"/>
+          <w:sz w:val="28"/>
+          <w:szCs w:val="28"/>
+          <w:lang w:val="ru-RU"/>
+        </w:rPr>
+      </w:pPr>
+      <w:r>
+        <w:rPr>
+          <w:rFonts w:ascii="Times New Roman" w:hAnsi="Times New Roman" w:cs="Times New Roman"/>
+          <w:sz w:val="28"/>
+          <w:szCs w:val="28"/>
+          <w:lang w:val="ru-RU"/>
+        </w:rPr>
+        <w:t xml:space="preserve">Рисунок 7 — Программный код проекта </w:t>
+      </w:r>
+      <w:r>
+        <w:rPr>
+          <w:rFonts w:ascii="Times New Roman" w:hAnsi="Times New Roman" w:cs="Times New Roman"/>
+          <w:sz w:val="28"/>
+          <w:szCs w:val="28"/>
         </w:rPr>
         <w:t>pr</w:t>
       </w:r>
       <w:r>
         <w:rPr>
-          <w:rFonts w:ascii="Times New Roman" w:hAnsi="Times New Roman"/>
-          <w:sz w:val="24"/>
+          <w:rFonts w:ascii="Times New Roman" w:hAnsi="Times New Roman" w:cs="Times New Roman"/>
+          <w:sz w:val="28"/>
+          <w:szCs w:val="28"/>
           <w:lang w:val="ru-RU"/>
         </w:rPr>
         <w:t>4.</w:t>
@@ -2164,463 +2640,680 @@
     </w:p>
     <w:p>
       <w:pPr>
-        <w:spacing w:before="120" w:after="40"/>
-        <w:rPr>
-          <w:lang w:val="ru-RU"/>
-        </w:rPr>
-      </w:pPr>
-      <w:r>
-        <w:rPr>
-          <w:rFonts w:ascii="Times New Roman" w:hAnsi="Times New Roman"/>
-          <w:b/>
-          <w:lang w:val="ru-RU"/>
-        </w:rPr>
-        <w:t xml:space="preserve">Реализация 5-го проекта (проект </w:t>
-      </w:r>
-      <w:r>
-        <w:rPr>
-          <w:rFonts w:ascii="Times New Roman" w:hAnsi="Times New Roman"/>
-          <w:b/>
+        <w:spacing w:after="120"/>
+        <w:rPr>
+          <w:rFonts w:ascii="Times New Roman" w:hAnsi="Times New Roman" w:cs="Times New Roman"/>
+          <w:sz w:val="28"/>
+          <w:szCs w:val="28"/>
+          <w:lang w:val="ru-RU"/>
+        </w:rPr>
+      </w:pPr>
+      <w:r>
+        <w:rPr>
+          <w:rFonts w:ascii="Times New Roman" w:hAnsi="Times New Roman" w:cs="Times New Roman"/>
+          <w:sz w:val="28"/>
+          <w:szCs w:val="28"/>
+          <w:lang w:val="ru-RU"/>
+        </w:rPr>
+        <w:t xml:space="preserve">Результат выполнения проекта </w:t>
+      </w:r>
+      <w:r>
+        <w:rPr>
+          <w:rFonts w:ascii="Times New Roman" w:hAnsi="Times New Roman" w:cs="Times New Roman"/>
+          <w:sz w:val="28"/>
+          <w:szCs w:val="28"/>
         </w:rPr>
         <w:t>pr</w:t>
       </w:r>
       <w:r>
         <w:rPr>
-          <w:rFonts w:ascii="Times New Roman" w:hAnsi="Times New Roman"/>
-          <w:b/>
-          <w:lang w:val="ru-RU"/>
-        </w:rPr>
-        <w:t>5)</w:t>
+          <w:rFonts w:ascii="Times New Roman" w:hAnsi="Times New Roman" w:cs="Times New Roman"/>
+          <w:sz w:val="28"/>
+          <w:szCs w:val="28"/>
+          <w:lang w:val="ru-RU"/>
+        </w:rPr>
+        <w:t xml:space="preserve">4 при </w:t>
+      </w:r>
+      <w:r>
+        <w:rPr>
+          <w:rFonts w:ascii="Times New Roman" w:hAnsi="Times New Roman" w:cs="Times New Roman"/>
+          <w:sz w:val="28"/>
+          <w:szCs w:val="28"/>
+        </w:rPr>
+        <w:t>x</w:t>
+      </w:r>
+      <w:r>
+        <w:rPr>
+          <w:rFonts w:ascii="Times New Roman" w:hAnsi="Times New Roman" w:cs="Times New Roman"/>
+          <w:sz w:val="28"/>
+          <w:szCs w:val="28"/>
+          <w:lang w:val="ru-RU"/>
+        </w:rPr>
+        <w:t xml:space="preserve"> = 8.402 и </w:t>
+      </w:r>
+      <w:r>
+        <w:rPr>
+          <w:rFonts w:ascii="Times New Roman" w:hAnsi="Times New Roman" w:cs="Times New Roman"/>
+          <w:sz w:val="28"/>
+          <w:szCs w:val="28"/>
+        </w:rPr>
+        <w:t>y</w:t>
+      </w:r>
+      <w:r>
+        <w:rPr>
+          <w:rFonts w:ascii="Times New Roman" w:hAnsi="Times New Roman" w:cs="Times New Roman"/>
+          <w:sz w:val="28"/>
+          <w:szCs w:val="28"/>
+          <w:lang w:val="ru-RU"/>
+        </w:rPr>
+        <w:t xml:space="preserve"> = -1.89: </w:t>
+      </w:r>
+      <w:r>
+        <w:rPr>
+          <w:rFonts w:ascii="Times New Roman" w:hAnsi="Times New Roman" w:cs="Times New Roman"/>
+          <w:sz w:val="28"/>
+          <w:szCs w:val="28"/>
+        </w:rPr>
+        <w:t>b</w:t>
+      </w:r>
+      <w:r>
+        <w:rPr>
+          <w:rFonts w:ascii="Times New Roman" w:hAnsi="Times New Roman" w:cs="Times New Roman"/>
+          <w:sz w:val="28"/>
+          <w:szCs w:val="28"/>
+          <w:lang w:val="ru-RU"/>
+        </w:rPr>
+        <w:t xml:space="preserve"> = 0.693808.</w:t>
       </w:r>
     </w:p>
     <w:p>
       <w:pPr>
         <w:spacing w:after="120"/>
         <w:rPr>
-          <w:lang w:val="ru-RU"/>
-        </w:rPr>
-      </w:pPr>
-      <w:proofErr w:type="spellStart"/>
-      <w:r>
-        <w:rPr>
-          <w:rFonts w:ascii="Times New Roman" w:hAnsi="Times New Roman"/>
-          <w:sz w:val="24"/>
-          <w:lang w:val="ru-RU"/>
-        </w:rPr>
-        <w:t>Многофайловый</w:t>
-      </w:r>
-      <w:proofErr w:type="spellEnd"/>
-      <w:r>
-        <w:rPr>
-          <w:rFonts w:ascii="Times New Roman" w:hAnsi="Times New Roman"/>
-          <w:sz w:val="24"/>
-          <w:lang w:val="ru-RU"/>
-        </w:rPr>
-        <w:t xml:space="preserve"> проект, где главная функция </w:t>
-      </w:r>
-      <w:r>
-        <w:rPr>
-          <w:rFonts w:ascii="Times New Roman" w:hAnsi="Times New Roman"/>
-          <w:sz w:val="24"/>
-        </w:rPr>
-        <w:t>main</w:t>
-      </w:r>
-      <w:r>
-        <w:rPr>
-          <w:rFonts w:ascii="Times New Roman" w:hAnsi="Times New Roman"/>
-          <w:sz w:val="24"/>
-          <w:lang w:val="ru-RU"/>
-        </w:rPr>
-        <w:t xml:space="preserve"> находится в файле </w:t>
-      </w:r>
-      <w:proofErr w:type="spellStart"/>
-      <w:r>
-        <w:rPr>
-          <w:rFonts w:ascii="Times New Roman" w:hAnsi="Times New Roman"/>
-          <w:sz w:val="24"/>
-        </w:rPr>
-        <w:t>zad</w:t>
-      </w:r>
-      <w:proofErr w:type="spellEnd"/>
-      <w:r>
-        <w:rPr>
-          <w:rFonts w:ascii="Times New Roman" w:hAnsi="Times New Roman"/>
-          <w:sz w:val="24"/>
-          <w:lang w:val="ru-RU"/>
-        </w:rPr>
-        <w:t>5_</w:t>
-      </w:r>
-      <w:r>
-        <w:rPr>
-          <w:rFonts w:ascii="Times New Roman" w:hAnsi="Times New Roman"/>
-          <w:sz w:val="24"/>
-        </w:rPr>
-        <w:t>m</w:t>
-      </w:r>
-      <w:r>
-        <w:rPr>
-          <w:rFonts w:ascii="Times New Roman" w:hAnsi="Times New Roman"/>
-          <w:sz w:val="24"/>
-          <w:lang w:val="ru-RU"/>
-        </w:rPr>
-        <w:t>.</w:t>
-      </w:r>
-      <w:proofErr w:type="spellStart"/>
-      <w:r>
-        <w:rPr>
-          <w:rFonts w:ascii="Times New Roman" w:hAnsi="Times New Roman"/>
-          <w:sz w:val="24"/>
-        </w:rPr>
-        <w:t>cpp</w:t>
-      </w:r>
-      <w:proofErr w:type="spellEnd"/>
-      <w:r>
-        <w:rPr>
-          <w:rFonts w:ascii="Times New Roman" w:hAnsi="Times New Roman"/>
-          <w:sz w:val="24"/>
-          <w:lang w:val="ru-RU"/>
-        </w:rPr>
-        <w:t xml:space="preserve">, а определение функции </w:t>
-      </w:r>
-      <w:proofErr w:type="spellStart"/>
-      <w:r>
-        <w:rPr>
-          <w:rFonts w:ascii="Times New Roman" w:hAnsi="Times New Roman"/>
-          <w:sz w:val="24"/>
-        </w:rPr>
-        <w:t>func</w:t>
-      </w:r>
-      <w:proofErr w:type="spellEnd"/>
-      <w:r>
-        <w:rPr>
-          <w:rFonts w:ascii="Times New Roman" w:hAnsi="Times New Roman"/>
-          <w:sz w:val="24"/>
-          <w:lang w:val="ru-RU"/>
-        </w:rPr>
-        <w:t xml:space="preserve">5 — в файле </w:t>
-      </w:r>
-      <w:proofErr w:type="spellStart"/>
-      <w:r>
-        <w:rPr>
-          <w:rFonts w:ascii="Times New Roman" w:hAnsi="Times New Roman"/>
-          <w:sz w:val="24"/>
-        </w:rPr>
-        <w:t>zad</w:t>
-      </w:r>
-      <w:proofErr w:type="spellEnd"/>
-      <w:r>
-        <w:rPr>
-          <w:rFonts w:ascii="Times New Roman" w:hAnsi="Times New Roman"/>
-          <w:sz w:val="24"/>
-          <w:lang w:val="ru-RU"/>
-        </w:rPr>
-        <w:t>5_</w:t>
-      </w:r>
-      <w:r>
-        <w:rPr>
-          <w:rFonts w:ascii="Times New Roman" w:hAnsi="Times New Roman"/>
-          <w:sz w:val="24"/>
-        </w:rPr>
-        <w:t>f</w:t>
-      </w:r>
-      <w:r>
-        <w:rPr>
-          <w:rFonts w:ascii="Times New Roman" w:hAnsi="Times New Roman"/>
-          <w:sz w:val="24"/>
-          <w:lang w:val="ru-RU"/>
-        </w:rPr>
-        <w:t>.</w:t>
-      </w:r>
-      <w:proofErr w:type="spellStart"/>
-      <w:r>
-        <w:rPr>
-          <w:rFonts w:ascii="Times New Roman" w:hAnsi="Times New Roman"/>
-          <w:sz w:val="24"/>
-        </w:rPr>
-        <w:t>cpp</w:t>
-      </w:r>
-      <w:proofErr w:type="spellEnd"/>
-      <w:r>
-        <w:rPr>
-          <w:rFonts w:ascii="Times New Roman" w:hAnsi="Times New Roman"/>
-          <w:sz w:val="24"/>
-          <w:lang w:val="ru-RU"/>
-        </w:rPr>
-        <w:t>.</w:t>
+          <w:rFonts w:ascii="Times New Roman" w:hAnsi="Times New Roman" w:cs="Times New Roman"/>
+          <w:sz w:val="28"/>
+          <w:szCs w:val="28"/>
+          <w:lang w:val="ru-RU"/>
+        </w:rPr>
+      </w:pPr>
+      <w:r>
+        <w:rPr>
+          <w:rFonts w:ascii="Times New Roman" w:hAnsi="Times New Roman" w:cs="Times New Roman"/>
+          <w:sz w:val="28"/>
+          <w:szCs w:val="28"/>
+          <w:lang w:val="ru-RU"/>
+        </w:rPr>
+        <w:t xml:space="preserve">Рисунок 8 — Результаты выполнения проекта </w:t>
+      </w:r>
+      <w:r>
+        <w:rPr>
+          <w:rFonts w:ascii="Times New Roman" w:hAnsi="Times New Roman" w:cs="Times New Roman"/>
+          <w:sz w:val="28"/>
+          <w:szCs w:val="28"/>
+        </w:rPr>
+        <w:t>pr</w:t>
+      </w:r>
+      <w:r>
+        <w:rPr>
+          <w:rFonts w:ascii="Times New Roman" w:hAnsi="Times New Roman" w:cs="Times New Roman"/>
+          <w:sz w:val="28"/>
+          <w:szCs w:val="28"/>
+          <w:lang w:val="ru-RU"/>
+        </w:rPr>
+        <w:t>4.</w:t>
       </w:r>
     </w:p>
     <w:p>
       <w:pPr>
-        <w:spacing w:after="120"/>
-        <w:rPr>
-          <w:lang w:val="ru-RU"/>
-        </w:rPr>
-      </w:pPr>
-      <w:r>
-        <w:rPr>
-          <w:rFonts w:ascii="Times New Roman" w:hAnsi="Times New Roman"/>
-          <w:sz w:val="24"/>
-          <w:lang w:val="ru-RU"/>
-        </w:rPr>
-        <w:t xml:space="preserve">Рисунок 9 — Результаты выполнения </w:t>
-      </w:r>
-      <w:proofErr w:type="spellStart"/>
-      <w:r>
-        <w:rPr>
-          <w:rFonts w:ascii="Times New Roman" w:hAnsi="Times New Roman"/>
-          <w:sz w:val="24"/>
-          <w:lang w:val="ru-RU"/>
-        </w:rPr>
-        <w:t>многофайлового</w:t>
-      </w:r>
-      <w:proofErr w:type="spellEnd"/>
-      <w:r>
-        <w:rPr>
-          <w:rFonts w:ascii="Times New Roman" w:hAnsi="Times New Roman"/>
-          <w:sz w:val="24"/>
-          <w:lang w:val="ru-RU"/>
-        </w:rPr>
-        <w:t xml:space="preserve"> проекта </w:t>
-      </w:r>
-      <w:r>
-        <w:rPr>
-          <w:rFonts w:ascii="Times New Roman" w:hAnsi="Times New Roman"/>
-          <w:sz w:val="24"/>
+        <w:spacing w:before="120" w:after="40"/>
+        <w:rPr>
+          <w:rFonts w:ascii="Times New Roman" w:hAnsi="Times New Roman" w:cs="Times New Roman"/>
+          <w:sz w:val="28"/>
+          <w:szCs w:val="28"/>
+          <w:lang w:val="ru-RU"/>
+        </w:rPr>
+      </w:pPr>
+      <w:r>
+        <w:rPr>
+          <w:rFonts w:ascii="Times New Roman" w:hAnsi="Times New Roman" w:cs="Times New Roman"/>
+          <w:b/>
+          <w:sz w:val="28"/>
+          <w:szCs w:val="28"/>
+          <w:lang w:val="ru-RU"/>
+        </w:rPr>
+        <w:t xml:space="preserve">Реализация 5-го проекта (проект </w:t>
+      </w:r>
+      <w:r>
+        <w:rPr>
+          <w:rFonts w:ascii="Times New Roman" w:hAnsi="Times New Roman" w:cs="Times New Roman"/>
+          <w:b/>
+          <w:sz w:val="28"/>
+          <w:szCs w:val="28"/>
         </w:rPr>
         <w:t>pr</w:t>
       </w:r>
       <w:r>
         <w:rPr>
-          <w:rFonts w:ascii="Times New Roman" w:hAnsi="Times New Roman"/>
-          <w:sz w:val="24"/>
-          <w:lang w:val="ru-RU"/>
-        </w:rPr>
-        <w:t>5.</w:t>
+          <w:rFonts w:ascii="Times New Roman" w:hAnsi="Times New Roman" w:cs="Times New Roman"/>
+          <w:b/>
+          <w:sz w:val="28"/>
+          <w:szCs w:val="28"/>
+          <w:lang w:val="ru-RU"/>
+        </w:rPr>
+        <w:t>5)</w:t>
       </w:r>
     </w:p>
     <w:p>
       <w:pPr>
-        <w:spacing w:before="160" w:after="80"/>
-        <w:rPr>
-          <w:lang w:val="ru-RU"/>
-        </w:rPr>
-      </w:pPr>
-      <w:r>
-        <w:rPr>
-          <w:rFonts w:ascii="Times New Roman" w:hAnsi="Times New Roman"/>
-          <w:b/>
-          <w:sz w:val="24"/>
-          <w:lang w:val="ru-RU"/>
-        </w:rPr>
-        <w:t>5) Доказательство правильности результатов</w:t>
+        <w:spacing w:after="120"/>
+        <w:rPr>
+          <w:rFonts w:ascii="Times New Roman" w:hAnsi="Times New Roman" w:cs="Times New Roman"/>
+          <w:sz w:val="28"/>
+          <w:szCs w:val="28"/>
+          <w:lang w:val="ru-RU"/>
+        </w:rPr>
+      </w:pPr>
+      <w:proofErr w:type="spellStart"/>
+      <w:r>
+        <w:rPr>
+          <w:rFonts w:ascii="Times New Roman" w:hAnsi="Times New Roman" w:cs="Times New Roman"/>
+          <w:sz w:val="28"/>
+          <w:szCs w:val="28"/>
+          <w:lang w:val="ru-RU"/>
+        </w:rPr>
+        <w:t>Многофайловый</w:t>
+      </w:r>
+      <w:proofErr w:type="spellEnd"/>
+      <w:r>
+        <w:rPr>
+          <w:rFonts w:ascii="Times New Roman" w:hAnsi="Times New Roman" w:cs="Times New Roman"/>
+          <w:sz w:val="28"/>
+          <w:szCs w:val="28"/>
+          <w:lang w:val="ru-RU"/>
+        </w:rPr>
+        <w:t xml:space="preserve"> проект, где главная функция </w:t>
+      </w:r>
+      <w:r>
+        <w:rPr>
+          <w:rFonts w:ascii="Times New Roman" w:hAnsi="Times New Roman" w:cs="Times New Roman"/>
+          <w:sz w:val="28"/>
+          <w:szCs w:val="28"/>
+        </w:rPr>
+        <w:t>main</w:t>
+      </w:r>
+      <w:r>
+        <w:rPr>
+          <w:rFonts w:ascii="Times New Roman" w:hAnsi="Times New Roman" w:cs="Times New Roman"/>
+          <w:sz w:val="28"/>
+          <w:szCs w:val="28"/>
+          <w:lang w:val="ru-RU"/>
+        </w:rPr>
+        <w:t xml:space="preserve"> находится в файле </w:t>
+      </w:r>
+      <w:proofErr w:type="spellStart"/>
+      <w:r>
+        <w:rPr>
+          <w:rFonts w:ascii="Times New Roman" w:hAnsi="Times New Roman" w:cs="Times New Roman"/>
+          <w:sz w:val="28"/>
+          <w:szCs w:val="28"/>
+        </w:rPr>
+        <w:t>zad</w:t>
+      </w:r>
+      <w:proofErr w:type="spellEnd"/>
+      <w:r>
+        <w:rPr>
+          <w:rFonts w:ascii="Times New Roman" w:hAnsi="Times New Roman" w:cs="Times New Roman"/>
+          <w:sz w:val="28"/>
+          <w:szCs w:val="28"/>
+          <w:lang w:val="ru-RU"/>
+        </w:rPr>
+        <w:t>5_</w:t>
+      </w:r>
+      <w:r>
+        <w:rPr>
+          <w:rFonts w:ascii="Times New Roman" w:hAnsi="Times New Roman" w:cs="Times New Roman"/>
+          <w:sz w:val="28"/>
+          <w:szCs w:val="28"/>
+        </w:rPr>
+        <w:t>m</w:t>
+      </w:r>
+      <w:r>
+        <w:rPr>
+          <w:rFonts w:ascii="Times New Roman" w:hAnsi="Times New Roman" w:cs="Times New Roman"/>
+          <w:sz w:val="28"/>
+          <w:szCs w:val="28"/>
+          <w:lang w:val="ru-RU"/>
+        </w:rPr>
+        <w:t>.</w:t>
+      </w:r>
+      <w:proofErr w:type="spellStart"/>
+      <w:r>
+        <w:rPr>
+          <w:rFonts w:ascii="Times New Roman" w:hAnsi="Times New Roman" w:cs="Times New Roman"/>
+          <w:sz w:val="28"/>
+          <w:szCs w:val="28"/>
+        </w:rPr>
+        <w:t>cpp</w:t>
+      </w:r>
+      <w:proofErr w:type="spellEnd"/>
+      <w:r>
+        <w:rPr>
+          <w:rFonts w:ascii="Times New Roman" w:hAnsi="Times New Roman" w:cs="Times New Roman"/>
+          <w:sz w:val="28"/>
+          <w:szCs w:val="28"/>
+          <w:lang w:val="ru-RU"/>
+        </w:rPr>
+        <w:t xml:space="preserve">, а определение функции </w:t>
+      </w:r>
+      <w:proofErr w:type="spellStart"/>
+      <w:r>
+        <w:rPr>
+          <w:rFonts w:ascii="Times New Roman" w:hAnsi="Times New Roman" w:cs="Times New Roman"/>
+          <w:sz w:val="28"/>
+          <w:szCs w:val="28"/>
+        </w:rPr>
+        <w:t>func</w:t>
+      </w:r>
+      <w:proofErr w:type="spellEnd"/>
+      <w:r>
+        <w:rPr>
+          <w:rFonts w:ascii="Times New Roman" w:hAnsi="Times New Roman" w:cs="Times New Roman"/>
+          <w:sz w:val="28"/>
+          <w:szCs w:val="28"/>
+          <w:lang w:val="ru-RU"/>
+        </w:rPr>
+        <w:t xml:space="preserve">5 — в файле </w:t>
+      </w:r>
+      <w:proofErr w:type="spellStart"/>
+      <w:r>
+        <w:rPr>
+          <w:rFonts w:ascii="Times New Roman" w:hAnsi="Times New Roman" w:cs="Times New Roman"/>
+          <w:sz w:val="28"/>
+          <w:szCs w:val="28"/>
+        </w:rPr>
+        <w:t>zad</w:t>
+      </w:r>
+      <w:proofErr w:type="spellEnd"/>
+      <w:r>
+        <w:rPr>
+          <w:rFonts w:ascii="Times New Roman" w:hAnsi="Times New Roman" w:cs="Times New Roman"/>
+          <w:sz w:val="28"/>
+          <w:szCs w:val="28"/>
+          <w:lang w:val="ru-RU"/>
+        </w:rPr>
+        <w:t>5_</w:t>
+      </w:r>
+      <w:r>
+        <w:rPr>
+          <w:rFonts w:ascii="Times New Roman" w:hAnsi="Times New Roman" w:cs="Times New Roman"/>
+          <w:sz w:val="28"/>
+          <w:szCs w:val="28"/>
+        </w:rPr>
+        <w:t>f</w:t>
+      </w:r>
+      <w:r>
+        <w:rPr>
+          <w:rFonts w:ascii="Times New Roman" w:hAnsi="Times New Roman" w:cs="Times New Roman"/>
+          <w:sz w:val="28"/>
+          <w:szCs w:val="28"/>
+          <w:lang w:val="ru-RU"/>
+        </w:rPr>
+        <w:t>.</w:t>
+      </w:r>
+      <w:proofErr w:type="spellStart"/>
+      <w:r>
+        <w:rPr>
+          <w:rFonts w:ascii="Times New Roman" w:hAnsi="Times New Roman" w:cs="Times New Roman"/>
+          <w:sz w:val="28"/>
+          <w:szCs w:val="28"/>
+        </w:rPr>
+        <w:t>cpp</w:t>
+      </w:r>
+      <w:proofErr w:type="spellEnd"/>
+      <w:r>
+        <w:rPr>
+          <w:rFonts w:ascii="Times New Roman" w:hAnsi="Times New Roman" w:cs="Times New Roman"/>
+          <w:sz w:val="28"/>
+          <w:szCs w:val="28"/>
+          <w:lang w:val="ru-RU"/>
+        </w:rPr>
+        <w:t>.</w:t>
       </w:r>
     </w:p>
     <w:p>
       <w:pPr>
         <w:spacing w:after="120"/>
         <w:rPr>
-          <w:lang w:val="ru-RU"/>
-        </w:rPr>
-      </w:pPr>
-      <w:r>
-        <w:rPr>
-          <w:rFonts w:ascii="Times New Roman" w:hAnsi="Times New Roman"/>
-          <w:sz w:val="24"/>
-          <w:lang w:val="ru-RU"/>
-        </w:rPr>
-        <w:t xml:space="preserve">Результат выполнения всех пяти проектов одинаков и равен 0.693808. Проверка расчета с использованием калькулятора и среды </w:t>
-      </w:r>
-      <w:r>
-        <w:rPr>
-          <w:rFonts w:ascii="Times New Roman" w:hAnsi="Times New Roman"/>
-          <w:sz w:val="24"/>
-        </w:rPr>
-        <w:t>Microsoft</w:t>
-      </w:r>
-      <w:r>
-        <w:rPr>
-          <w:rFonts w:ascii="Times New Roman" w:hAnsi="Times New Roman"/>
-          <w:sz w:val="24"/>
-          <w:lang w:val="ru-RU"/>
-        </w:rPr>
-        <w:t xml:space="preserve"> </w:t>
-      </w:r>
-      <w:r>
-        <w:rPr>
-          <w:rFonts w:ascii="Times New Roman" w:hAnsi="Times New Roman"/>
-          <w:sz w:val="24"/>
-        </w:rPr>
-        <w:t>Excel</w:t>
-      </w:r>
-      <w:r>
-        <w:rPr>
-          <w:rFonts w:ascii="Times New Roman" w:hAnsi="Times New Roman"/>
-          <w:sz w:val="24"/>
-          <w:lang w:val="ru-RU"/>
-        </w:rPr>
-        <w:t xml:space="preserve"> дает полностью совпадающий результат, что доказывает правильность разработанного программного обеспечения.</w:t>
+          <w:rFonts w:ascii="Times New Roman" w:hAnsi="Times New Roman" w:cs="Times New Roman"/>
+          <w:sz w:val="28"/>
+          <w:szCs w:val="28"/>
+          <w:lang w:val="ru-RU"/>
+        </w:rPr>
+      </w:pPr>
+      <w:r>
+        <w:rPr>
+          <w:rFonts w:ascii="Times New Roman" w:hAnsi="Times New Roman" w:cs="Times New Roman"/>
+          <w:sz w:val="28"/>
+          <w:szCs w:val="28"/>
+          <w:lang w:val="ru-RU"/>
+        </w:rPr>
+        <w:t xml:space="preserve">Рисунок 9 — Результаты выполнения </w:t>
+      </w:r>
+      <w:proofErr w:type="spellStart"/>
+      <w:r>
+        <w:rPr>
+          <w:rFonts w:ascii="Times New Roman" w:hAnsi="Times New Roman" w:cs="Times New Roman"/>
+          <w:sz w:val="28"/>
+          <w:szCs w:val="28"/>
+          <w:lang w:val="ru-RU"/>
+        </w:rPr>
+        <w:t>многофайлового</w:t>
+      </w:r>
+      <w:proofErr w:type="spellEnd"/>
+      <w:r>
+        <w:rPr>
+          <w:rFonts w:ascii="Times New Roman" w:hAnsi="Times New Roman" w:cs="Times New Roman"/>
+          <w:sz w:val="28"/>
+          <w:szCs w:val="28"/>
+          <w:lang w:val="ru-RU"/>
+        </w:rPr>
+        <w:t xml:space="preserve"> проекта </w:t>
+      </w:r>
+      <w:r>
+        <w:rPr>
+          <w:rFonts w:ascii="Times New Roman" w:hAnsi="Times New Roman" w:cs="Times New Roman"/>
+          <w:sz w:val="28"/>
+          <w:szCs w:val="28"/>
+        </w:rPr>
+        <w:t>pr</w:t>
+      </w:r>
+      <w:r>
+        <w:rPr>
+          <w:rFonts w:ascii="Times New Roman" w:hAnsi="Times New Roman" w:cs="Times New Roman"/>
+          <w:sz w:val="28"/>
+          <w:szCs w:val="28"/>
+          <w:lang w:val="ru-RU"/>
+        </w:rPr>
+        <w:t>5.</w:t>
       </w:r>
     </w:p>
     <w:p>
       <w:pPr>
         <w:spacing w:before="160" w:after="80"/>
         <w:rPr>
-          <w:lang w:val="ru-RU"/>
-        </w:rPr>
-      </w:pPr>
-      <w:r>
-        <w:rPr>
-          <w:rFonts w:ascii="Times New Roman" w:hAnsi="Times New Roman"/>
+          <w:rFonts w:ascii="Times New Roman" w:hAnsi="Times New Roman" w:cs="Times New Roman"/>
+          <w:sz w:val="28"/>
+          <w:szCs w:val="28"/>
+          <w:lang w:val="ru-RU"/>
+        </w:rPr>
+      </w:pPr>
+      <w:r>
+        <w:rPr>
+          <w:rFonts w:ascii="Times New Roman" w:hAnsi="Times New Roman" w:cs="Times New Roman"/>
           <w:b/>
-          <w:sz w:val="24"/>
-          <w:lang w:val="ru-RU"/>
-        </w:rPr>
-        <w:t>Вывод по лабораторной работе</w:t>
+          <w:sz w:val="28"/>
+          <w:szCs w:val="28"/>
+          <w:lang w:val="ru-RU"/>
+        </w:rPr>
+        <w:t>5) Доказательство правильности результатов</w:t>
       </w:r>
     </w:p>
     <w:p>
       <w:pPr>
         <w:spacing w:after="120"/>
         <w:rPr>
-          <w:lang w:val="ru-RU"/>
-        </w:rPr>
-      </w:pPr>
-      <w:r>
-        <w:rPr>
-          <w:rFonts w:ascii="Times New Roman" w:hAnsi="Times New Roman"/>
-          <w:sz w:val="24"/>
-          <w:lang w:val="ru-RU"/>
-        </w:rPr>
-        <w:t>В ходе выполнения лабораторной работы были успешно решены следующие задачи:</w:t>
+          <w:rFonts w:ascii="Times New Roman" w:hAnsi="Times New Roman" w:cs="Times New Roman"/>
+          <w:sz w:val="28"/>
+          <w:szCs w:val="28"/>
+          <w:lang w:val="ru-RU"/>
+        </w:rPr>
+      </w:pPr>
+      <w:r>
+        <w:rPr>
+          <w:rFonts w:ascii="Times New Roman" w:hAnsi="Times New Roman" w:cs="Times New Roman"/>
+          <w:sz w:val="28"/>
+          <w:szCs w:val="28"/>
+          <w:lang w:val="ru-RU"/>
+        </w:rPr>
+        <w:t xml:space="preserve">Результат выполнения всех пяти проектов одинаков и равен 0.693808. Проверка расчета с использованием калькулятора и среды </w:t>
+      </w:r>
+      <w:r>
+        <w:rPr>
+          <w:rFonts w:ascii="Times New Roman" w:hAnsi="Times New Roman" w:cs="Times New Roman"/>
+          <w:sz w:val="28"/>
+          <w:szCs w:val="28"/>
+        </w:rPr>
+        <w:t>Microsoft</w:t>
+      </w:r>
+      <w:r>
+        <w:rPr>
+          <w:rFonts w:ascii="Times New Roman" w:hAnsi="Times New Roman" w:cs="Times New Roman"/>
+          <w:sz w:val="28"/>
+          <w:szCs w:val="28"/>
+          <w:lang w:val="ru-RU"/>
+        </w:rPr>
+        <w:t xml:space="preserve"> </w:t>
+      </w:r>
+      <w:r>
+        <w:rPr>
+          <w:rFonts w:ascii="Times New Roman" w:hAnsi="Times New Roman" w:cs="Times New Roman"/>
+          <w:sz w:val="28"/>
+          <w:szCs w:val="28"/>
+        </w:rPr>
+        <w:t>Excel</w:t>
+      </w:r>
+      <w:r>
+        <w:rPr>
+          <w:rFonts w:ascii="Times New Roman" w:hAnsi="Times New Roman" w:cs="Times New Roman"/>
+          <w:sz w:val="28"/>
+          <w:szCs w:val="28"/>
+          <w:lang w:val="ru-RU"/>
+        </w:rPr>
+        <w:t xml:space="preserve"> </w:t>
+      </w:r>
+      <w:r>
+        <w:rPr>
+          <w:rFonts w:ascii="Times New Roman" w:hAnsi="Times New Roman" w:cs="Times New Roman"/>
+          <w:sz w:val="28"/>
+          <w:szCs w:val="28"/>
+          <w:lang w:val="ru-RU"/>
+        </w:rPr>
+        <w:lastRenderedPageBreak/>
+        <w:t>дает полностью совпадающий результат, что доказывает правильность разработанного программного обеспечения.</w:t>
       </w:r>
     </w:p>
     <w:p>
       <w:pPr>
-        <w:spacing w:after="120"/>
-        <w:rPr>
-          <w:lang w:val="ru-RU"/>
-        </w:rPr>
-      </w:pPr>
-      <w:r>
-        <w:rPr>
-          <w:rFonts w:ascii="Times New Roman" w:hAnsi="Times New Roman"/>
-          <w:sz w:val="24"/>
-          <w:lang w:val="ru-RU"/>
-        </w:rPr>
-        <w:t xml:space="preserve">• изучена структура консольных проектов </w:t>
-      </w:r>
-      <w:r>
-        <w:rPr>
-          <w:rFonts w:ascii="Times New Roman" w:hAnsi="Times New Roman"/>
-          <w:sz w:val="24"/>
-        </w:rPr>
-        <w:t>Visual</w:t>
-      </w:r>
-      <w:r>
-        <w:rPr>
-          <w:rFonts w:ascii="Times New Roman" w:hAnsi="Times New Roman"/>
-          <w:sz w:val="24"/>
-          <w:lang w:val="ru-RU"/>
-        </w:rPr>
-        <w:t xml:space="preserve"> </w:t>
-      </w:r>
-      <w:r>
-        <w:rPr>
-          <w:rFonts w:ascii="Times New Roman" w:hAnsi="Times New Roman"/>
-          <w:sz w:val="24"/>
-        </w:rPr>
-        <w:t>Studio</w:t>
-      </w:r>
-      <w:r>
-        <w:rPr>
-          <w:rFonts w:ascii="Times New Roman" w:hAnsi="Times New Roman"/>
-          <w:sz w:val="24"/>
-          <w:lang w:val="ru-RU"/>
-        </w:rPr>
-        <w:t xml:space="preserve"> и правила работы с функциями </w:t>
-      </w:r>
-      <w:r>
-        <w:rPr>
-          <w:rFonts w:ascii="Times New Roman" w:hAnsi="Times New Roman"/>
-          <w:sz w:val="24"/>
-        </w:rPr>
-        <w:t>VC</w:t>
-      </w:r>
-      <w:r>
-        <w:rPr>
-          <w:rFonts w:ascii="Times New Roman" w:hAnsi="Times New Roman"/>
-          <w:sz w:val="24"/>
-          <w:lang w:val="ru-RU"/>
-        </w:rPr>
-        <w:t>++;</w:t>
+        <w:spacing w:before="160" w:after="80"/>
+        <w:rPr>
+          <w:rFonts w:ascii="Times New Roman" w:hAnsi="Times New Roman" w:cs="Times New Roman"/>
+          <w:sz w:val="28"/>
+          <w:szCs w:val="28"/>
+          <w:lang w:val="ru-RU"/>
+        </w:rPr>
+      </w:pPr>
+      <w:r>
+        <w:rPr>
+          <w:rFonts w:ascii="Times New Roman" w:hAnsi="Times New Roman" w:cs="Times New Roman"/>
+          <w:b/>
+          <w:sz w:val="28"/>
+          <w:szCs w:val="28"/>
+          <w:lang w:val="ru-RU"/>
+        </w:rPr>
+        <w:t>Вывод по лабораторной работе</w:t>
       </w:r>
     </w:p>
     <w:p>
       <w:pPr>
         <w:spacing w:after="120"/>
         <w:rPr>
-          <w:lang w:val="ru-RU"/>
-        </w:rPr>
-      </w:pPr>
-      <w:r>
-        <w:rPr>
-          <w:rFonts w:ascii="Times New Roman" w:hAnsi="Times New Roman"/>
-          <w:sz w:val="24"/>
-          <w:lang w:val="ru-RU"/>
-        </w:rPr>
-        <w:t>• построены схемы алгоритмов для различных способов передачи параметров и размещения функций;</w:t>
+          <w:rFonts w:ascii="Times New Roman" w:hAnsi="Times New Roman" w:cs="Times New Roman"/>
+          <w:sz w:val="28"/>
+          <w:szCs w:val="28"/>
+          <w:lang w:val="ru-RU"/>
+        </w:rPr>
+      </w:pPr>
+      <w:r>
+        <w:rPr>
+          <w:rFonts w:ascii="Times New Roman" w:hAnsi="Times New Roman" w:cs="Times New Roman"/>
+          <w:sz w:val="28"/>
+          <w:szCs w:val="28"/>
+          <w:lang w:val="ru-RU"/>
+        </w:rPr>
+        <w:t>В ходе выполнения лабораторной работы были успешно решены следующие задачи:</w:t>
       </w:r>
     </w:p>
     <w:p>
       <w:pPr>
         <w:spacing w:after="120"/>
         <w:rPr>
-          <w:lang w:val="ru-RU"/>
-        </w:rPr>
-      </w:pPr>
-      <w:r>
-        <w:rPr>
-          <w:rFonts w:ascii="Times New Roman" w:hAnsi="Times New Roman"/>
-          <w:sz w:val="24"/>
-          <w:lang w:val="ru-RU"/>
-        </w:rPr>
-        <w:t>• написаны исходные коды программных проектов для Варианта № 5;</w:t>
+          <w:rFonts w:ascii="Times New Roman" w:hAnsi="Times New Roman" w:cs="Times New Roman"/>
+          <w:sz w:val="28"/>
+          <w:szCs w:val="28"/>
+          <w:lang w:val="ru-RU"/>
+        </w:rPr>
+      </w:pPr>
+      <w:r>
+        <w:rPr>
+          <w:rFonts w:ascii="Times New Roman" w:hAnsi="Times New Roman" w:cs="Times New Roman"/>
+          <w:sz w:val="28"/>
+          <w:szCs w:val="28"/>
+          <w:lang w:val="ru-RU"/>
+        </w:rPr>
+        <w:t xml:space="preserve">• изучена структура консольных проектов </w:t>
+      </w:r>
+      <w:r>
+        <w:rPr>
+          <w:rFonts w:ascii="Times New Roman" w:hAnsi="Times New Roman" w:cs="Times New Roman"/>
+          <w:sz w:val="28"/>
+          <w:szCs w:val="28"/>
+        </w:rPr>
+        <w:t>Visual</w:t>
+      </w:r>
+      <w:r>
+        <w:rPr>
+          <w:rFonts w:ascii="Times New Roman" w:hAnsi="Times New Roman" w:cs="Times New Roman"/>
+          <w:sz w:val="28"/>
+          <w:szCs w:val="28"/>
+          <w:lang w:val="ru-RU"/>
+        </w:rPr>
+        <w:t xml:space="preserve"> </w:t>
+      </w:r>
+      <w:r>
+        <w:rPr>
+          <w:rFonts w:ascii="Times New Roman" w:hAnsi="Times New Roman" w:cs="Times New Roman"/>
+          <w:sz w:val="28"/>
+          <w:szCs w:val="28"/>
+        </w:rPr>
+        <w:t>Studio</w:t>
+      </w:r>
+      <w:r>
+        <w:rPr>
+          <w:rFonts w:ascii="Times New Roman" w:hAnsi="Times New Roman" w:cs="Times New Roman"/>
+          <w:sz w:val="28"/>
+          <w:szCs w:val="28"/>
+          <w:lang w:val="ru-RU"/>
+        </w:rPr>
+        <w:t xml:space="preserve"> и правила работы с функциями </w:t>
+      </w:r>
+      <w:r>
+        <w:rPr>
+          <w:rFonts w:ascii="Times New Roman" w:hAnsi="Times New Roman" w:cs="Times New Roman"/>
+          <w:sz w:val="28"/>
+          <w:szCs w:val="28"/>
+        </w:rPr>
+        <w:t>VC</w:t>
+      </w:r>
+      <w:r>
+        <w:rPr>
+          <w:rFonts w:ascii="Times New Roman" w:hAnsi="Times New Roman" w:cs="Times New Roman"/>
+          <w:sz w:val="28"/>
+          <w:szCs w:val="28"/>
+          <w:lang w:val="ru-RU"/>
+        </w:rPr>
+        <w:t>++;</w:t>
       </w:r>
     </w:p>
     <w:p>
       <w:pPr>
         <w:spacing w:after="120"/>
         <w:rPr>
-          <w:lang w:val="ru-RU"/>
-        </w:rPr>
-      </w:pPr>
-      <w:r>
-        <w:rPr>
-          <w:rFonts w:ascii="Times New Roman" w:hAnsi="Times New Roman"/>
-          <w:sz w:val="24"/>
+          <w:rFonts w:ascii="Times New Roman" w:hAnsi="Times New Roman" w:cs="Times New Roman"/>
+          <w:sz w:val="28"/>
+          <w:szCs w:val="28"/>
+          <w:lang w:val="ru-RU"/>
+        </w:rPr>
+      </w:pPr>
+      <w:r>
+        <w:rPr>
+          <w:rFonts w:ascii="Times New Roman" w:hAnsi="Times New Roman" w:cs="Times New Roman"/>
+          <w:sz w:val="28"/>
+          <w:szCs w:val="28"/>
+          <w:lang w:val="ru-RU"/>
+        </w:rPr>
+        <w:t>• построены схемы алгоритмов для различных способов передачи параметров и размещения функций;</w:t>
+      </w:r>
+    </w:p>
+    <w:p>
+      <w:pPr>
+        <w:spacing w:after="120"/>
+        <w:rPr>
+          <w:rFonts w:ascii="Times New Roman" w:hAnsi="Times New Roman" w:cs="Times New Roman"/>
+          <w:sz w:val="28"/>
+          <w:szCs w:val="28"/>
+          <w:lang w:val="ru-RU"/>
+        </w:rPr>
+      </w:pPr>
+      <w:r>
+        <w:rPr>
+          <w:rFonts w:ascii="Times New Roman" w:hAnsi="Times New Roman" w:cs="Times New Roman"/>
+          <w:sz w:val="28"/>
+          <w:szCs w:val="28"/>
+          <w:lang w:val="ru-RU"/>
+        </w:rPr>
+        <w:t>• написаны исходные коды программных проектов для Варианта № 5;</w:t>
+      </w:r>
+    </w:p>
+    <w:p>
+      <w:pPr>
+        <w:spacing w:after="120"/>
+        <w:rPr>
+          <w:rFonts w:ascii="Times New Roman" w:hAnsi="Times New Roman" w:cs="Times New Roman"/>
+          <w:sz w:val="28"/>
+          <w:szCs w:val="28"/>
+          <w:lang w:val="ru-RU"/>
+        </w:rPr>
+      </w:pPr>
+      <w:r>
+        <w:rPr>
+          <w:rFonts w:ascii="Times New Roman" w:hAnsi="Times New Roman" w:cs="Times New Roman"/>
+          <w:sz w:val="28"/>
+          <w:szCs w:val="28"/>
           <w:lang w:val="ru-RU"/>
         </w:rPr>
         <w:t>• произведена проверка и отладка проектов, которая показала абсолютную правильность расчетов и идентичность полученных результатов (</w:t>
       </w:r>
       <w:r>
         <w:rPr>
-          <w:rFonts w:ascii="Times New Roman" w:hAnsi="Times New Roman"/>
-          <w:sz w:val="24"/>
+          <w:rFonts w:ascii="Times New Roman" w:hAnsi="Times New Roman" w:cs="Times New Roman"/>
+          <w:sz w:val="28"/>
+          <w:szCs w:val="28"/>
         </w:rPr>
         <w:t>b</w:t>
       </w:r>
       <w:r>
         <w:rPr>
-          <w:rFonts w:ascii="Times New Roman" w:hAnsi="Times New Roman"/>
-          <w:sz w:val="24"/>
+          <w:rFonts w:ascii="Times New Roman" w:hAnsi="Times New Roman" w:cs="Times New Roman"/>
+          <w:sz w:val="28"/>
+          <w:szCs w:val="28"/>
           <w:lang w:val="ru-RU"/>
         </w:rPr>
         <w:t xml:space="preserve"> = 0.693808).</w:t>
       </w:r>
     </w:p>
     <w:sectPr>
-      <w:footerReference w:type="default" r:id="rId10"/>
-      <w:footerReference w:type="first" r:id="rId11"/>
+      <w:footerReference w:type="default" r:id="rId12"/>
+      <w:footerReference w:type="first" r:id="rId13"/>
       <w:pgSz w:w="12240" w:h="15840"/>
       <w:pgMar w:top="1440" w:right="1440" w:bottom="1440" w:left="1440" w:header="720" w:footer="720" w:gutter="0"/>
       <w:cols w:space="720"/>
@@ -3552,7 +4245,6 @@
   <w:style w:type="character" w:default="1" w:styleId="a2">
     <w:name w:val="Default Paragraph Font"/>
     <w:uiPriority w:val="1"/>
-    <w:semiHidden/>
     <w:unhideWhenUsed/>
   </w:style>
   <w:style w:type="table" w:default="1" w:styleId="a3">
